--- a/系統文件/五專第 115502 組-snap to learn-系統簡介.docx
+++ b/系統文件/五專第 115502 組-snap to learn-系統簡介.docx
@@ -9,7 +9,6 @@
           <w:shd w:val="clear" w:color="auto" w:fill="FFF2CC"/>
         </w:rPr>
       </w:pPr>
-      <w:bookmarkStart w:id="0" w:name="_Hlk231264806"/>
       <w:r>
         <w:rPr>
           <w:rFonts w:eastAsia="標楷體" w:hint="eastAsia"/>
@@ -174,7 +173,7 @@
           <w:rFonts w:ascii="Times New Roman" w:eastAsia="標楷體" w:hAnsi="Times New Roman"/>
           <w:sz w:val="28"/>
         </w:rPr>
-        <w:t xml:space="preserve">11156002 </w:t>
+        <w:t xml:space="preserve">11156001 </w:t>
       </w:r>
       <w:r>
         <w:rPr>
@@ -284,7 +283,6 @@
         <w:t>施品妤</w:t>
       </w:r>
     </w:p>
-    <w:bookmarkEnd w:id="0"/>
     <w:p>
       <w:pPr>
         <w:numPr>
@@ -327,31 +325,7 @@
         <w:rPr>
           <w:rFonts w:eastAsia="標楷體"/>
         </w:rPr>
-        <w:t>近年來日本文化在台灣相當受歡迎，越來越多人想要學習日語。然而傳統的學習方式大多依賴課本和背單字，和真實生活脫節，導致學習效果有限、容易放棄。本系統以「生活即教材」為出發點，讓使用者用手機拍下生活中的日文，透過</w:t>
-      </w:r>
-      <w:r>
-        <w:rPr>
-          <w:rFonts w:eastAsia="標楷體"/>
-        </w:rPr>
-        <w:t xml:space="preserve"> AI </w:t>
-      </w:r>
-      <w:r>
-        <w:rPr>
-          <w:rFonts w:eastAsia="標楷體"/>
-        </w:rPr>
-        <w:t>即時辨識並學習相關單字；同時提供</w:t>
-      </w:r>
-      <w:r>
-        <w:rPr>
-          <w:rFonts w:eastAsia="標楷體"/>
-        </w:rPr>
-        <w:t xml:space="preserve"> AI </w:t>
-      </w:r>
-      <w:r>
-        <w:rPr>
-          <w:rFonts w:eastAsia="標楷體"/>
-        </w:rPr>
-        <w:t>情境對話練習，幫助使用者在沒有壓力的環境下練習日文。</w:t>
+        <w:t xml:space="preserve">近年來日本文化在台灣相當受歡迎，越來越多人想要學習日語。然而傳統的學習方式大多依賴課本和背單字，和真實生活脫節，也缺乏開口練習與即時回饋的機會，導致學習效果有限、容易放棄。本系統以「生活即教材」為出發點，讓使用者用手機拍下生活中的日文，透過 AI 即時辨識並學習相關單字；同時提供 AI 情境對話、造句批改與文章朗讀評分，幫助使用者在沒有壓力的環境下練習日文。另外也推出校園教育版，讓老師能開設教室、指派作業並追蹤學生的學習成果。</w:t>
       </w:r>
     </w:p>
     <w:p>
@@ -367,18 +341,17 @@
           <w:b/>
           <w:sz w:val="26"/>
         </w:rPr>
-        <w:t>二、系統功能簡介</w:t>
-      </w:r>
-    </w:p>
-    <w:p>
-      <w:pPr>
-        <w:spacing w:before="40" w:after="40" w:line="400" w:lineRule="exact"/>
-        <w:ind w:left="340" w:hanging="340"/>
-        <w:rPr>
-          <w:rFonts w:eastAsia="標楷體"/>
-        </w:rPr>
-      </w:pPr>
-      <w:bookmarkStart w:id="1" w:name="_Hlk231264845"/>
+        <w:t xml:space="preserve">二、系統功能簡介</w:t>
+      </w:r>
+    </w:p>
+    <w:p>
+      <w:pPr>
+        <w:spacing w:before="40" w:after="40" w:line="400" w:lineRule="exact"/>
+        <w:ind w:left="340" w:hanging="340"/>
+        <w:rPr>
+          <w:rFonts w:eastAsia="標楷體"/>
+        </w:rPr>
+      </w:pPr>
       <w:r>
         <w:rPr>
           <w:rFonts w:eastAsia="標楷體"/>
@@ -391,92 +364,42 @@
           <w:rFonts w:eastAsia="標楷體"/>
           <w:b/>
         </w:rPr>
-        <w:t>拍照學習：</w:t>
-      </w:r>
-      <w:r>
-        <w:rPr>
-          <w:rFonts w:eastAsia="標楷體"/>
-        </w:rPr>
-        <w:t>透過</w:t>
-      </w:r>
-      <w:r>
-        <w:rPr>
-          <w:rFonts w:eastAsia="標楷體"/>
-        </w:rPr>
-        <w:t xml:space="preserve"> Google Gemini AI </w:t>
-      </w:r>
-      <w:r>
-        <w:rPr>
-          <w:rFonts w:eastAsia="標楷體"/>
-        </w:rPr>
-        <w:t>辨識場景圖片，自動生成日文單字、假名與分級例句，實現「</w:t>
-      </w:r>
-      <w:proofErr w:type="gramStart"/>
-      <w:r>
-        <w:rPr>
-          <w:rFonts w:eastAsia="標楷體"/>
-        </w:rPr>
-        <w:t>即拍即</w:t>
-      </w:r>
-      <w:proofErr w:type="gramEnd"/>
-      <w:r>
-        <w:rPr>
-          <w:rFonts w:eastAsia="標楷體"/>
-        </w:rPr>
-        <w:t>學」</w:t>
-      </w:r>
-    </w:p>
-    <w:p>
-      <w:pPr>
-        <w:spacing w:before="40" w:after="40" w:line="400" w:lineRule="exact"/>
-        <w:ind w:left="340" w:hanging="340"/>
-        <w:rPr>
-          <w:rFonts w:eastAsia="標楷體"/>
-        </w:rPr>
-      </w:pPr>
-      <w:r>
-        <w:rPr>
-          <w:rFonts w:eastAsia="標楷體"/>
-          <w:b/>
-        </w:rPr>
-        <w:t xml:space="preserve">2. AI </w:t>
-      </w:r>
-      <w:r>
-        <w:rPr>
-          <w:rFonts w:eastAsia="標楷體"/>
-          <w:b/>
-        </w:rPr>
-        <w:t>情境對話：</w:t>
-      </w:r>
-      <w:r>
-        <w:rPr>
-          <w:rFonts w:eastAsia="標楷體"/>
-        </w:rPr>
-        <w:t>提供</w:t>
-      </w:r>
-      <w:r>
-        <w:rPr>
-          <w:rFonts w:eastAsia="標楷體"/>
-        </w:rPr>
-        <w:t xml:space="preserve"> AI </w:t>
-      </w:r>
-      <w:r>
-        <w:rPr>
-          <w:rFonts w:eastAsia="標楷體"/>
-        </w:rPr>
-        <w:t>家教與角色扮演模式，選擇場景與</w:t>
-      </w:r>
-      <w:r>
-        <w:rPr>
-          <w:rFonts w:eastAsia="標楷體"/>
-        </w:rPr>
-        <w:t xml:space="preserve"> AI </w:t>
-      </w:r>
-      <w:r>
-        <w:rPr>
-          <w:rFonts w:eastAsia="標楷體"/>
-        </w:rPr>
-        <w:t>進行日文對話，即時獲得糾正與建議</w:t>
+        <w:t xml:space="preserve">拍照學習：</w:t>
+      </w:r>
+      <w:r>
+        <w:rPr>
+          <w:rFonts w:eastAsia="標楷體"/>
+        </w:rPr>
+        <w:t xml:space="preserve">透過 Google Gemini AI 辨識場景照片，自動生成日文單字、假名、中文意思與依使用者程度分級的例句，實現「即拍即學」；照片會依場景歸入主題收集冊（餐廳美食、便利商店、車站交通等），集滿主題單字可獲得徽章</w:t>
+      </w:r>
+    </w:p>
+    <w:p>
+      <w:pPr>
+        <w:spacing w:before="40" w:after="40" w:line="400" w:lineRule="exact"/>
+        <w:ind w:left="340" w:hanging="340"/>
+        <w:rPr>
+          <w:rFonts w:eastAsia="標楷體"/>
+        </w:rPr>
+      </w:pPr>
+      <w:r>
+        <w:rPr>
+          <w:rFonts w:eastAsia="標楷體"/>
+          <w:b/>
+        </w:rPr>
+        <w:t xml:space="preserve">2. </w:t>
+      </w:r>
+      <w:r>
+        <w:rPr>
+          <w:rFonts w:eastAsia="標楷體"/>
+          <w:b/>
+        </w:rPr>
+        <w:t xml:space="preserve">AI 情境對話：</w:t>
+      </w:r>
+      <w:r>
+        <w:rPr>
+          <w:rFonts w:eastAsia="標楷體"/>
+        </w:rPr>
+        <w:t xml:space="preserve">提供 AI 家教問答與角色扮演兩種模式，選擇場景與 AI 進行日文對話，每次回覆都附上文法糾正、假名標音與快捷回覆；可用點數新增自訂角色，並解鎖男女聲與各地腔調語音，對話紀錄可隨時回顧</w:t>
       </w:r>
     </w:p>
     <w:p>
@@ -499,48 +422,14 @@
           <w:rFonts w:eastAsia="標楷體"/>
           <w:b/>
         </w:rPr>
-        <w:t>單字收藏管理：</w:t>
-      </w:r>
-      <w:r>
-        <w:rPr>
-          <w:rFonts w:eastAsia="標楷體"/>
-        </w:rPr>
-        <w:t>支援單字收藏、自訂資料夾分類與搜尋，預設上限</w:t>
-      </w:r>
-      <w:r>
-        <w:rPr>
-          <w:rFonts w:eastAsia="標楷體"/>
-        </w:rPr>
-        <w:t xml:space="preserve"> 50 </w:t>
-      </w:r>
-      <w:proofErr w:type="gramStart"/>
-      <w:r>
-        <w:rPr>
-          <w:rFonts w:eastAsia="標楷體"/>
-        </w:rPr>
-        <w:t>個</w:t>
-      </w:r>
-      <w:proofErr w:type="gramEnd"/>
-      <w:r>
-        <w:rPr>
-          <w:rFonts w:eastAsia="標楷體"/>
-        </w:rPr>
-        <w:t>，可透過點數擴充至</w:t>
-      </w:r>
-      <w:r>
-        <w:rPr>
-          <w:rFonts w:eastAsia="標楷體"/>
-        </w:rPr>
-        <w:t xml:space="preserve"> 1,000 </w:t>
-      </w:r>
-      <w:proofErr w:type="gramStart"/>
-      <w:r>
-        <w:rPr>
-          <w:rFonts w:eastAsia="標楷體"/>
-        </w:rPr>
-        <w:t>個</w:t>
-      </w:r>
-      <w:proofErr w:type="gramEnd"/>
+        <w:t xml:space="preserve">單字收藏管理：</w:t>
+      </w:r>
+      <w:r>
+        <w:rPr>
+          <w:rFonts w:eastAsia="標楷體"/>
+        </w:rPr>
+        <w:t xml:space="preserve">支援單字收藏、自訂資料夾分類、搜尋與移動，單字可點擊朗讀發音；收藏預設上限 50 個，可透過點數擴充至 1,000 個</w:t>
+      </w:r>
     </w:p>
     <w:p>
       <w:pPr>
@@ -562,13 +451,13 @@
           <w:rFonts w:eastAsia="標楷體"/>
           <w:b/>
         </w:rPr>
-        <w:t>個人學習中心：</w:t>
-      </w:r>
-      <w:r>
-        <w:rPr>
-          <w:rFonts w:eastAsia="標楷體"/>
-        </w:rPr>
-        <w:t>顯示成就徽章，根據學習行為（連續登入、累積拍照等）自動解鎖徽章</w:t>
+        <w:t xml:space="preserve">閱讀系統：</w:t>
+      </w:r>
+      <w:r>
+        <w:rPr>
+          <w:rFonts w:eastAsia="標楷體"/>
+        </w:rPr>
+        <w:t xml:space="preserve">提供分級文章閱讀與新文章解鎖，文章附假名標音、中文翻譯與重點文法解析；使用者可錄音朗讀，由 AI 辨識發音並評分，保留朗讀歷史紀錄，生詞可長按加入收藏夾</w:t>
       </w:r>
     </w:p>
     <w:p>
@@ -591,13 +480,13 @@
           <w:rFonts w:eastAsia="標楷體"/>
           <w:b/>
         </w:rPr>
-        <w:t>社群互動與學習小組：</w:t>
-      </w:r>
-      <w:r>
-        <w:rPr>
-          <w:rFonts w:eastAsia="標楷體"/>
-        </w:rPr>
-        <w:t>好友系統與學習小組功能，設定共同目標並追蹤進度，每週自動結算並發放點數獎勵</w:t>
+        <w:t xml:space="preserve">造句系統：</w:t>
+      </w:r>
+      <w:r>
+        <w:rPr>
+          <w:rFonts w:eastAsia="標楷體"/>
+        </w:rPr>
+        <w:t xml:space="preserve">依程度出題的文法造句挑戰，可連動個人收藏夾中的單字，AI 自動批改並給出修正句、翻譯與文法重點，保留造句紀錄並提供挑戰獎勵</w:t>
       </w:r>
     </w:p>
     <w:p>
@@ -620,49 +509,13 @@
           <w:rFonts w:eastAsia="標楷體"/>
           <w:b/>
         </w:rPr>
-        <w:t>訂閱與點數系統：</w:t>
-      </w:r>
-      <w:r>
-        <w:rPr>
-          <w:rFonts w:eastAsia="標楷體"/>
-        </w:rPr>
-        <w:t xml:space="preserve">Freemium </w:t>
-      </w:r>
-      <w:r>
-        <w:rPr>
-          <w:rFonts w:eastAsia="標楷體"/>
-        </w:rPr>
-        <w:t>模式，提供免費版、月訂閱（</w:t>
-      </w:r>
-      <w:r>
-        <w:rPr>
-          <w:rFonts w:eastAsia="標楷體"/>
-        </w:rPr>
-        <w:t>NT$149</w:t>
-      </w:r>
-      <w:r>
-        <w:rPr>
-          <w:rFonts w:eastAsia="標楷體"/>
-        </w:rPr>
-        <w:t>）及年訂閱（</w:t>
-      </w:r>
-      <w:r>
-        <w:rPr>
-          <w:rFonts w:eastAsia="標楷體"/>
-        </w:rPr>
-        <w:t>NT$1,290</w:t>
-      </w:r>
-      <w:r>
-        <w:rPr>
-          <w:rFonts w:eastAsia="標楷體"/>
-        </w:rPr>
-        <w:t>），支援信用卡與</w:t>
-      </w:r>
-      <w:r>
-        <w:rPr>
-          <w:rFonts w:eastAsia="標楷體"/>
-        </w:rPr>
-        <w:t xml:space="preserve"> Google Pay</w:t>
+        <w:t xml:space="preserve">個人學習中心：</w:t>
+      </w:r>
+      <w:r>
+        <w:rPr>
+          <w:rFonts w:eastAsia="標楷體"/>
+        </w:rPr>
+        <w:t xml:space="preserve">提供日語程度測驗與升級測驗判定等級，動態計算聽、說、讀、寫、文化五大能力值並以雷達圖呈現；根據學習行為（連續登入、累積拍照等）自動解鎖成就徽章，完成每日任務可領取點數</w:t>
       </w:r>
     </w:p>
     <w:p>
@@ -685,16 +538,131 @@
           <w:rFonts w:eastAsia="標楷體"/>
           <w:b/>
         </w:rPr>
-        <w:t>管理者後台：</w:t>
-      </w:r>
-      <w:r>
-        <w:rPr>
-          <w:rFonts w:eastAsia="標楷體"/>
-        </w:rPr>
-        <w:t>提供使用者管理、點數方案、訂閱查看、單字管理、題目管理及意見回饋回覆等功能</w:t>
-      </w:r>
-    </w:p>
-    <w:bookmarkEnd w:id="1"/>
+        <w:t xml:space="preserve">社群互動與學習小組：</w:t>
+      </w:r>
+      <w:r>
+        <w:rPr>
+          <w:rFonts w:eastAsia="標楷體"/>
+        </w:rPr>
+        <w:t xml:space="preserve">好友系統支援搜尋或掃描 QR Code 新增好友；學習小組可設定共同目標並追蹤進度，加入採每週免費次數與押金制，每週自動結算，達標者退還押金並發放點數獎勵</w:t>
+      </w:r>
+    </w:p>
+    <w:p>
+      <w:pPr>
+        <w:spacing w:before="40" w:after="40" w:line="400" w:lineRule="exact"/>
+        <w:ind w:left="340" w:hanging="340"/>
+        <w:rPr>
+          <w:rFonts w:eastAsia="標楷體"/>
+        </w:rPr>
+      </w:pPr>
+      <w:r>
+        <w:rPr>
+          <w:rFonts w:eastAsia="標楷體"/>
+          <w:b/>
+        </w:rPr>
+        <w:t xml:space="preserve">8. </w:t>
+      </w:r>
+      <w:r>
+        <w:rPr>
+          <w:rFonts w:eastAsia="標楷體"/>
+          <w:b/>
+        </w:rPr>
+        <w:t xml:space="preserve">訂閱與點數系統：</w:t>
+      </w:r>
+      <w:r>
+        <w:rPr>
+          <w:rFonts w:eastAsia="標楷體"/>
+        </w:rPr>
+        <w:t xml:space="preserve">Freemium 模式，免費版每天可拍照辨識 2 次、AI 對話 3 次、造句批改 3 次、朗讀評分 1 次；Premium 月訂閱（NT$149）及年訂閱（NT$1,290）提升為每天 10、10、5、5 次並贈送點數，首次訂閱享 7 天免費試用；J-Pts 點數可購買或由任務獲得，用於加購次數、擴充收藏、解鎖文章與自訂角色</w:t>
+      </w:r>
+    </w:p>
+    <w:p>
+      <w:pPr>
+        <w:spacing w:before="40" w:after="40" w:line="400" w:lineRule="exact"/>
+        <w:ind w:left="340" w:hanging="340"/>
+        <w:rPr>
+          <w:rFonts w:eastAsia="標楷體"/>
+        </w:rPr>
+      </w:pPr>
+      <w:r>
+        <w:rPr>
+          <w:rFonts w:eastAsia="標楷體"/>
+          <w:b/>
+        </w:rPr>
+        <w:t xml:space="preserve">9. </w:t>
+      </w:r>
+      <w:r>
+        <w:rPr>
+          <w:rFonts w:eastAsia="標楷體"/>
+          <w:b/>
+        </w:rPr>
+        <w:t xml:space="preserve">校園教育版：</w:t>
+      </w:r>
+      <w:r>
+        <w:rPr>
+          <w:rFonts w:eastAsia="標楷體"/>
+        </w:rPr>
+        <w:t xml:space="preserve">學生選擇學校後以學校 Google 帳號登入，輸入班級代碼加入教室，在 App 內查看作業、公告與成績並繳交作業；老師透過網頁後台建立教室、管理名冊、指派作業（含遲交規則）、批閱繳交、發布公告，並提供成績總表、班級報表與學生學習成果報告</w:t>
+      </w:r>
+    </w:p>
+    <w:p>
+      <w:pPr>
+        <w:spacing w:before="40" w:after="40" w:line="400" w:lineRule="exact"/>
+        <w:ind w:left="340" w:hanging="340"/>
+        <w:rPr>
+          <w:rFonts w:eastAsia="標楷體"/>
+        </w:rPr>
+      </w:pPr>
+      <w:r>
+        <w:rPr>
+          <w:rFonts w:eastAsia="標楷體"/>
+          <w:b/>
+        </w:rPr>
+        <w:t xml:space="preserve">10. </w:t>
+      </w:r>
+      <w:r>
+        <w:rPr>
+          <w:rFonts w:eastAsia="標楷體"/>
+          <w:b/>
+        </w:rPr>
+        <w:t xml:space="preserve">通知提醒：</w:t>
+      </w:r>
+      <w:r>
+        <w:rPr>
+          <w:rFonts w:eastAsia="標楷體"/>
+        </w:rPr>
+        <w:t xml:space="preserve">每日學習提醒、未登入召回等本機通知，以及班級公告、新作業、批改結果與作業截止前的手機推播</w:t>
+      </w:r>
+    </w:p>
+    <w:p>
+      <w:pPr>
+        <w:spacing w:before="40" w:after="40" w:line="400" w:lineRule="exact"/>
+        <w:ind w:left="340" w:hanging="340"/>
+        <w:rPr>
+          <w:rFonts w:eastAsia="標楷體"/>
+        </w:rPr>
+      </w:pPr>
+      <w:r>
+        <w:rPr>
+          <w:rFonts w:eastAsia="標楷體"/>
+          <w:b/>
+        </w:rPr>
+        <w:t xml:space="preserve">11. </w:t>
+      </w:r>
+      <w:r>
+        <w:rPr>
+          <w:rFonts w:eastAsia="標楷體"/>
+          <w:b/>
+        </w:rPr>
+        <w:t xml:space="preserve">管理者後台：</w:t>
+      </w:r>
+      <w:r>
+        <w:rPr>
+          <w:rFonts w:eastAsia="標楷體"/>
+        </w:rPr>
+        <w:t xml:space="preserve">提供使用者管理、點數調整、訂閱與點數方案管理、購買紀錄、照片管控、教材單字、測驗題目、閱讀文章、學習小組總覽、造句與朗讀紀錄、成就徽章、意見回饋回覆、管理員帳號權限，以及學校與老師帳號申請審核等功能</w:t>
+      </w:r>
+    </w:p>
     <w:p>
       <w:pPr>
         <w:spacing w:before="160" w:after="60"/>
@@ -708,54 +676,43 @@
           <w:b/>
           <w:sz w:val="26"/>
         </w:rPr>
-        <w:t>三、系統使用對象</w:t>
-      </w:r>
-    </w:p>
-    <w:p>
-      <w:pPr>
-        <w:spacing w:before="40" w:after="40" w:line="400" w:lineRule="exact"/>
-        <w:ind w:left="340" w:hanging="340"/>
-        <w:rPr>
-          <w:rFonts w:eastAsia="標楷體"/>
-        </w:rPr>
-      </w:pPr>
-      <w:bookmarkStart w:id="2" w:name="_Hlk231264890"/>
-      <w:r>
-        <w:rPr>
-          <w:rFonts w:eastAsia="標楷體"/>
+        <w:t xml:space="preserve">三、系統使用對象</w:t>
+      </w:r>
+    </w:p>
+    <w:p>
+      <w:pPr>
+        <w:spacing w:before="40" w:after="40" w:line="400" w:lineRule="exact"/>
+        <w:ind w:left="340" w:hanging="340"/>
+        <w:rPr>
+          <w:rFonts w:eastAsia="標楷體"/>
+        </w:rPr>
+      </w:pPr>
+      <w:r>
+        <w:rPr>
+          <w:rFonts w:eastAsia="標楷體"/>
+          <w:b/>
         </w:rPr>
         <w:t xml:space="preserve">1. </w:t>
       </w:r>
       <w:r>
         <w:rPr>
-          <w:rFonts w:eastAsia="標楷體" w:hint="eastAsia"/>
-        </w:rPr>
-        <w:t>希望透過</w:t>
-      </w:r>
-      <w:r>
-        <w:rPr>
-          <w:rFonts w:eastAsia="標楷體" w:hint="eastAsia"/>
-        </w:rPr>
-        <w:t xml:space="preserve"> AI </w:t>
-      </w:r>
-      <w:r>
-        <w:rPr>
-          <w:rFonts w:eastAsia="標楷體" w:hint="eastAsia"/>
-        </w:rPr>
-        <w:t>文字對話練習日語表達，尋找低壓力練習環境的初至高階日語自學者</w:t>
-      </w:r>
-    </w:p>
-    <w:p>
-      <w:pPr>
-        <w:spacing w:before="40" w:after="40" w:line="400" w:lineRule="exact"/>
-        <w:ind w:left="340" w:hanging="340"/>
-        <w:rPr>
-          <w:rFonts w:eastAsia="標楷體"/>
-        </w:rPr>
-      </w:pPr>
-      <w:r>
-        <w:rPr>
-          <w:rFonts w:eastAsia="標楷體"/>
+          <w:rFonts w:eastAsia="標楷體"/>
+        </w:rPr>
+        <w:t xml:space="preserve">希望透過 AI 文字對話練習日語表達，尋找低壓力練習環境的初至高階日語自學者</w:t>
+      </w:r>
+    </w:p>
+    <w:p>
+      <w:pPr>
+        <w:spacing w:before="40" w:after="40" w:line="400" w:lineRule="exact"/>
+        <w:ind w:left="340" w:hanging="340"/>
+        <w:rPr>
+          <w:rFonts w:eastAsia="標楷體"/>
+        </w:rPr>
+      </w:pPr>
+      <w:r>
+        <w:rPr>
+          <w:rFonts w:eastAsia="標楷體"/>
+          <w:b/>
         </w:rPr>
         <w:t xml:space="preserve">2. </w:t>
       </w:r>
@@ -763,20 +720,21 @@
         <w:rPr>
           <w:rFonts w:eastAsia="標楷體"/>
         </w:rPr>
-        <w:t>計畫前往日本旅遊，需要行前快速累積實用會話能力並進行場景模擬的旅客</w:t>
-      </w:r>
-    </w:p>
-    <w:p>
-      <w:pPr>
-        <w:spacing w:before="40" w:after="40" w:line="400" w:lineRule="exact"/>
-        <w:ind w:left="340" w:hanging="340"/>
-        <w:rPr>
-          <w:rFonts w:eastAsia="標楷體"/>
-        </w:rPr>
-      </w:pPr>
-      <w:r>
-        <w:rPr>
-          <w:rFonts w:eastAsia="標楷體"/>
+        <w:t xml:space="preserve">計畫前往日本旅遊，需要行前快速累積實用會話能力並進行場景模擬的旅客</w:t>
+      </w:r>
+    </w:p>
+    <w:p>
+      <w:pPr>
+        <w:spacing w:before="40" w:after="40" w:line="400" w:lineRule="exact"/>
+        <w:ind w:left="340" w:hanging="340"/>
+        <w:rPr>
+          <w:rFonts w:eastAsia="標楷體"/>
+        </w:rPr>
+      </w:pPr>
+      <w:r>
+        <w:rPr>
+          <w:rFonts w:eastAsia="標楷體"/>
+          <w:b/>
         </w:rPr>
         <w:t xml:space="preserve">3. </w:t>
       </w:r>
@@ -784,58 +742,21 @@
         <w:rPr>
           <w:rFonts w:eastAsia="標楷體"/>
         </w:rPr>
-        <w:t>熱愛</w:t>
-      </w:r>
-      <w:proofErr w:type="gramStart"/>
-      <w:r>
-        <w:rPr>
-          <w:rFonts w:eastAsia="標楷體"/>
-        </w:rPr>
-        <w:t>日本動漫</w:t>
-      </w:r>
-      <w:proofErr w:type="gramEnd"/>
-      <w:r>
-        <w:rPr>
-          <w:rFonts w:eastAsia="標楷體"/>
-        </w:rPr>
-        <w:t>、影視或音樂，希望理解原文內容並透過</w:t>
-      </w:r>
-      <w:r>
-        <w:rPr>
-          <w:rFonts w:eastAsia="標楷體"/>
-        </w:rPr>
-        <w:t xml:space="preserve"> AI </w:t>
-      </w:r>
-      <w:r>
-        <w:rPr>
-          <w:rFonts w:eastAsia="標楷體"/>
-        </w:rPr>
-        <w:t>角色扮演練習的</w:t>
-      </w:r>
-      <w:r>
-        <w:rPr>
-          <w:rFonts w:eastAsia="標楷體"/>
-        </w:rPr>
-        <w:t xml:space="preserve"> ACG </w:t>
-      </w:r>
-      <w:r>
-        <w:rPr>
-          <w:rFonts w:eastAsia="標楷體"/>
-        </w:rPr>
-        <w:t>愛好者</w:t>
-      </w:r>
-    </w:p>
-    <w:p>
-      <w:pPr>
-        <w:spacing w:before="40" w:after="40" w:line="400" w:lineRule="exact"/>
-        <w:ind w:left="340" w:hanging="340"/>
-        <w:rPr>
-          <w:rFonts w:eastAsia="標楷體"/>
-        </w:rPr>
-      </w:pPr>
-      <w:r>
-        <w:rPr>
-          <w:rFonts w:eastAsia="標楷體"/>
+        <w:t xml:space="preserve">熱愛日本動漫、影視或音樂，希望理解原文內容並透過 AI 角色扮演練習的 ACG 愛好者</w:t>
+      </w:r>
+    </w:p>
+    <w:p>
+      <w:pPr>
+        <w:spacing w:before="40" w:after="40" w:line="400" w:lineRule="exact"/>
+        <w:ind w:left="340" w:hanging="340"/>
+        <w:rPr>
+          <w:rFonts w:eastAsia="標楷體"/>
+        </w:rPr>
+      </w:pPr>
+      <w:r>
+        <w:rPr>
+          <w:rFonts w:eastAsia="標楷體"/>
+          <w:b/>
         </w:rPr>
         <w:t xml:space="preserve">4. </w:t>
       </w:r>
@@ -843,10 +764,31 @@
         <w:rPr>
           <w:rFonts w:eastAsia="標楷體"/>
         </w:rPr>
-        <w:t>偏好從生活環境中學習，習慣透過拍照將身邊事物即時轉化為個人學習教材的使用者</w:t>
-      </w:r>
-    </w:p>
-    <w:bookmarkEnd w:id="2"/>
+        <w:t xml:space="preserve">偏好從生活環境中學習，習慣透過拍照將身邊事物即時轉化為個人學習教材的使用者</w:t>
+      </w:r>
+    </w:p>
+    <w:p>
+      <w:pPr>
+        <w:spacing w:before="40" w:after="40" w:line="400" w:lineRule="exact"/>
+        <w:ind w:left="340" w:hanging="340"/>
+        <w:rPr>
+          <w:rFonts w:eastAsia="標楷體"/>
+        </w:rPr>
+      </w:pPr>
+      <w:r>
+        <w:rPr>
+          <w:rFonts w:eastAsia="標楷體"/>
+          <w:b/>
+        </w:rPr>
+        <w:t xml:space="preserve">5. </w:t>
+      </w:r>
+      <w:r>
+        <w:rPr>
+          <w:rFonts w:eastAsia="標楷體"/>
+        </w:rPr>
+        <w:t xml:space="preserve">開設日語課程、需要指派作業並追蹤班級學習成果的老師，以及用學校帳號加入教室的學生（校園教育版）</w:t>
+      </w:r>
+    </w:p>
     <w:p>
       <w:pPr>
         <w:spacing w:before="160" w:after="60"/>
@@ -860,7 +802,7 @@
           <w:b/>
           <w:sz w:val="26"/>
         </w:rPr>
-        <w:t>四、系統特色</w:t>
+        <w:t xml:space="preserve">四、系統特色</w:t>
       </w:r>
     </w:p>
     <w:p>
@@ -878,96 +820,62 @@
         </w:rPr>
         <w:t xml:space="preserve">1. </w:t>
       </w:r>
-      <w:proofErr w:type="gramStart"/>
-      <w:r>
-        <w:rPr>
-          <w:rFonts w:eastAsia="標楷體"/>
-          <w:b/>
-        </w:rPr>
-        <w:t>即拍即</w:t>
-      </w:r>
-      <w:proofErr w:type="gramEnd"/>
-      <w:r>
-        <w:rPr>
-          <w:rFonts w:eastAsia="標楷體"/>
-          <w:b/>
-        </w:rPr>
-        <w:t>學：</w:t>
-      </w:r>
-      <w:r>
-        <w:rPr>
-          <w:rFonts w:eastAsia="標楷體"/>
-        </w:rPr>
-        <w:t>用手機拍下生活中的日文場景，</w:t>
-      </w:r>
-      <w:r>
-        <w:rPr>
-          <w:rFonts w:eastAsia="標楷體"/>
-        </w:rPr>
-        <w:t xml:space="preserve">AI </w:t>
-      </w:r>
-      <w:r>
-        <w:rPr>
-          <w:rFonts w:eastAsia="標楷體"/>
-        </w:rPr>
-        <w:t>自動辨識並生成單字與例句，隨時隨地都能學</w:t>
-      </w:r>
-    </w:p>
-    <w:p>
-      <w:pPr>
-        <w:spacing w:before="40" w:after="40" w:line="400" w:lineRule="exact"/>
-        <w:ind w:left="340" w:hanging="340"/>
-        <w:rPr>
-          <w:rFonts w:eastAsia="標楷體"/>
-        </w:rPr>
-      </w:pPr>
-      <w:r>
-        <w:rPr>
-          <w:rFonts w:eastAsia="標楷體"/>
-          <w:b/>
-        </w:rPr>
-        <w:t xml:space="preserve">2. AI </w:t>
-      </w:r>
-      <w:r>
-        <w:rPr>
-          <w:rFonts w:eastAsia="標楷體"/>
-          <w:b/>
-        </w:rPr>
-        <w:t>對話練習：</w:t>
-      </w:r>
-      <w:r>
-        <w:rPr>
-          <w:rFonts w:eastAsia="標楷體"/>
-        </w:rPr>
-        <w:t>提供多種情境讓使用者和</w:t>
-      </w:r>
-      <w:r>
-        <w:rPr>
-          <w:rFonts w:eastAsia="標楷體"/>
-        </w:rPr>
-        <w:t xml:space="preserve"> AI </w:t>
-      </w:r>
-      <w:r>
-        <w:rPr>
-          <w:rFonts w:eastAsia="標楷體"/>
-        </w:rPr>
-        <w:t>用日文對話，每次回覆都會給出文法建議，練習沒有壓力</w:t>
-      </w:r>
-    </w:p>
-    <w:p>
-      <w:pPr>
-        <w:spacing w:before="40" w:after="40" w:line="400" w:lineRule="exact"/>
-        <w:ind w:left="340" w:hanging="340"/>
-        <w:rPr>
-          <w:rFonts w:eastAsia="標楷體"/>
-        </w:rPr>
-      </w:pPr>
-      <w:r>
-        <w:rPr>
-          <w:rFonts w:eastAsia="標楷體"/>
-          <w:b/>
-        </w:rPr>
-        <w:lastRenderedPageBreak/>
+      <w:r>
+        <w:rPr>
+          <w:rFonts w:eastAsia="標楷體"/>
+          <w:b/>
+        </w:rPr>
+        <w:t xml:space="preserve">即拍即學與主題收集冊：</w:t>
+      </w:r>
+      <w:r>
+        <w:rPr>
+          <w:rFonts w:eastAsia="標楷體"/>
+        </w:rPr>
+        <w:t xml:space="preserve">用手機拍下生活中的日文場景，AI 自動辨識並生成單字與例句，照片依主題歸入收集冊，像集郵一樣把生活場景的單字一格格點亮</w:t>
+      </w:r>
+    </w:p>
+    <w:p>
+      <w:pPr>
+        <w:spacing w:before="40" w:after="40" w:line="400" w:lineRule="exact"/>
+        <w:ind w:left="340" w:hanging="340"/>
+        <w:rPr>
+          <w:rFonts w:eastAsia="標楷體"/>
+        </w:rPr>
+      </w:pPr>
+      <w:r>
+        <w:rPr>
+          <w:rFonts w:eastAsia="標楷體"/>
+          <w:b/>
+        </w:rPr>
+        <w:t xml:space="preserve">2. </w:t>
+      </w:r>
+      <w:r>
+        <w:rPr>
+          <w:rFonts w:eastAsia="標楷體"/>
+          <w:b/>
+        </w:rPr>
+        <w:t xml:space="preserve">AI 對話練習：</w:t>
+      </w:r>
+      <w:r>
+        <w:rPr>
+          <w:rFonts w:eastAsia="標楷體"/>
+        </w:rPr>
+        <w:t xml:space="preserve">提供多種情境與自訂角色讓使用者和 AI 用日文對話，每次回覆都會給出文法建議，還能用不同腔調與聲音朗讀，練習沒有壓力</w:t>
+      </w:r>
+    </w:p>
+    <w:p>
+      <w:pPr>
+        <w:spacing w:before="40" w:after="40" w:line="400" w:lineRule="exact"/>
+        <w:ind w:left="340" w:hanging="340"/>
+        <w:rPr>
+          <w:rFonts w:eastAsia="標楷體"/>
+        </w:rPr>
+      </w:pPr>
+      <w:r>
+        <w:rPr>
+          <w:rFonts w:eastAsia="標楷體"/>
+          <w:b/>
+        </w:rPr>
         <w:t xml:space="preserve">3. </w:t>
       </w:r>
       <w:r>
@@ -975,13 +883,13 @@
           <w:rFonts w:eastAsia="標楷體"/>
           <w:b/>
         </w:rPr>
-        <w:t>成就系統與學習獎勵：</w:t>
-      </w:r>
-      <w:r>
-        <w:rPr>
-          <w:rFonts w:eastAsia="標楷體"/>
-        </w:rPr>
-        <w:t>根據連續登入天數、累積拍照次數等行為自動解鎖成就徽章，讓學習更有成就感</w:t>
+        <w:t xml:space="preserve">AI 批改與朗讀評分：</w:t>
+      </w:r>
+      <w:r>
+        <w:rPr>
+          <w:rFonts w:eastAsia="標楷體"/>
+        </w:rPr>
+        <w:t xml:space="preserve">造句由 AI 即時批改並說明文法重點，文章朗讀錄音後由 AI 評分，讓使用者自己就能檢查寫作與發音</w:t>
       </w:r>
     </w:p>
     <w:p>
@@ -1004,13 +912,13 @@
           <w:rFonts w:eastAsia="標楷體"/>
           <w:b/>
         </w:rPr>
-        <w:t>好友與學習小組：</w:t>
-      </w:r>
-      <w:r>
-        <w:rPr>
-          <w:rFonts w:eastAsia="標楷體"/>
-        </w:rPr>
-        <w:t>可以邀請好友一起組隊設定學習目標，週期結束時系統自動判斷是否達標並發放點數獎勵</w:t>
+        <w:t xml:space="preserve">成就系統與學習獎勵：</w:t>
+      </w:r>
+      <w:r>
+        <w:rPr>
+          <w:rFonts w:eastAsia="標楷體"/>
+        </w:rPr>
+        <w:t xml:space="preserve">根據連續登入天數、累積拍照次數等行為自動解鎖成就徽章，每日任務還能領點數，讓學習更有成就感</w:t>
       </w:r>
     </w:p>
     <w:p>
@@ -1033,13 +941,13 @@
           <w:rFonts w:eastAsia="標楷體"/>
           <w:b/>
         </w:rPr>
-        <w:t>彈性付費方式：</w:t>
-      </w:r>
-      <w:r>
-        <w:rPr>
-          <w:rFonts w:eastAsia="標楷體"/>
-        </w:rPr>
-        <w:t>提供免費版、點數加購與訂閱方案三種選擇，使用者可依需求自由選擇</w:t>
+        <w:t xml:space="preserve">好友與學習小組：</w:t>
+      </w:r>
+      <w:r>
+        <w:rPr>
+          <w:rFonts w:eastAsia="標楷體"/>
+        </w:rPr>
+        <w:t xml:space="preserve">可以邀請好友一起組隊設定學習目標，週期結束時系統自動判斷是否達標並發放點數獎勵</w:t>
       </w:r>
     </w:p>
     <w:p>
@@ -1062,13 +970,71 @@
           <w:rFonts w:eastAsia="標楷體"/>
           <w:b/>
         </w:rPr>
-        <w:t>完整管理後台：</w:t>
-      </w:r>
-      <w:r>
-        <w:rPr>
-          <w:rFonts w:eastAsia="標楷體"/>
-        </w:rPr>
-        <w:t>管理者可透過後台統一管理使用者、方案內容與回饋意見，方便維護與調整</w:t>
+        <w:t xml:space="preserve">彈性付費方式：</w:t>
+      </w:r>
+      <w:r>
+        <w:rPr>
+          <w:rFonts w:eastAsia="標楷體"/>
+        </w:rPr>
+        <w:t xml:space="preserve">提供免費版、點數加購與訂閱方案三種選擇，使用者可依需求自由選擇</w:t>
+      </w:r>
+    </w:p>
+    <w:p>
+      <w:pPr>
+        <w:spacing w:before="40" w:after="40" w:line="400" w:lineRule="exact"/>
+        <w:ind w:left="340" w:hanging="340"/>
+        <w:rPr>
+          <w:rFonts w:eastAsia="標楷體"/>
+        </w:rPr>
+      </w:pPr>
+      <w:r>
+        <w:rPr>
+          <w:rFonts w:eastAsia="標楷體"/>
+          <w:b/>
+        </w:rPr>
+        <w:t xml:space="preserve">7. </w:t>
+      </w:r>
+      <w:r>
+        <w:rPr>
+          <w:rFonts w:eastAsia="標楷體"/>
+          <w:b/>
+        </w:rPr>
+        <w:t xml:space="preserve">校園教育版：</w:t>
+      </w:r>
+      <w:r>
+        <w:rPr>
+          <w:rFonts w:eastAsia="標楷體"/>
+        </w:rPr>
+        <w:t xml:space="preserve">同一套 App 加上老師網頁後台，就能開教室、派作業、看成績與報表，把自學工具延伸到課堂</w:t>
+      </w:r>
+    </w:p>
+    <w:p>
+      <w:pPr>
+        <w:spacing w:before="40" w:after="40" w:line="400" w:lineRule="exact"/>
+        <w:ind w:left="340" w:hanging="340"/>
+        <w:rPr>
+          <w:rFonts w:eastAsia="標楷體"/>
+        </w:rPr>
+      </w:pPr>
+      <w:r>
+        <w:rPr>
+          <w:rFonts w:eastAsia="標楷體"/>
+          <w:b/>
+        </w:rPr>
+        <w:t xml:space="preserve">8. </w:t>
+      </w:r>
+      <w:r>
+        <w:rPr>
+          <w:rFonts w:eastAsia="標楷體"/>
+          <w:b/>
+        </w:rPr>
+        <w:t xml:space="preserve">完整管理後台：</w:t>
+      </w:r>
+      <w:r>
+        <w:rPr>
+          <w:rFonts w:eastAsia="標楷體"/>
+        </w:rPr>
+        <w:t xml:space="preserve">管理者可透過後台統一管理使用者、方案內容、教材與回饋意見，並審核老師帳號，方便維護與調整</w:t>
       </w:r>
     </w:p>
     <w:p>
@@ -1084,272 +1050,250 @@
           <w:b/>
           <w:sz w:val="26"/>
         </w:rPr>
-        <w:t>五、系統開發工具</w:t>
-      </w:r>
-    </w:p>
-    <w:p>
-      <w:pPr>
-        <w:spacing w:before="40" w:after="40" w:line="400" w:lineRule="exact"/>
-        <w:ind w:left="340" w:hanging="340"/>
-        <w:rPr>
-          <w:rFonts w:eastAsia="標楷體"/>
-        </w:rPr>
-      </w:pPr>
-      <w:proofErr w:type="gramStart"/>
-      <w:r>
-        <w:rPr>
-          <w:rFonts w:eastAsia="標楷體"/>
-        </w:rPr>
-        <w:t>•</w:t>
-      </w:r>
-      <w:proofErr w:type="gramEnd"/>
-      <w:r>
-        <w:rPr>
-          <w:rFonts w:eastAsia="標楷體"/>
-        </w:rPr>
-        <w:t xml:space="preserve"> </w:t>
-      </w:r>
-      <w:r>
-        <w:rPr>
-          <w:rFonts w:eastAsia="標楷體"/>
-        </w:rPr>
-        <w:t>前端：</w:t>
-      </w:r>
-      <w:r>
-        <w:rPr>
-          <w:rFonts w:eastAsia="標楷體"/>
-        </w:rPr>
-        <w:t>Flutter SDK</w:t>
-      </w:r>
-      <w:r>
-        <w:rPr>
-          <w:rFonts w:eastAsia="標楷體"/>
-        </w:rPr>
-        <w:t>（</w:t>
-      </w:r>
-      <w:r>
-        <w:rPr>
-          <w:rFonts w:eastAsia="標楷體"/>
-        </w:rPr>
-        <w:t>Dart</w:t>
-      </w:r>
-      <w:r>
-        <w:rPr>
-          <w:rFonts w:eastAsia="標楷體"/>
-        </w:rPr>
-        <w:t>）、</w:t>
-      </w:r>
-      <w:r>
-        <w:rPr>
-          <w:rFonts w:eastAsia="標楷體"/>
-        </w:rPr>
-        <w:t>Android Studio</w:t>
-      </w:r>
-    </w:p>
-    <w:p>
-      <w:pPr>
-        <w:spacing w:before="40" w:after="40" w:line="400" w:lineRule="exact"/>
-        <w:ind w:left="340" w:hanging="340"/>
-        <w:rPr>
-          <w:rFonts w:eastAsia="標楷體"/>
-        </w:rPr>
-      </w:pPr>
-      <w:proofErr w:type="gramStart"/>
-      <w:r>
-        <w:rPr>
-          <w:rFonts w:eastAsia="標楷體"/>
-        </w:rPr>
-        <w:t>•</w:t>
-      </w:r>
-      <w:proofErr w:type="gramEnd"/>
-      <w:r>
-        <w:rPr>
-          <w:rFonts w:eastAsia="標楷體"/>
-        </w:rPr>
-        <w:t xml:space="preserve"> </w:t>
-      </w:r>
-      <w:r>
-        <w:rPr>
-          <w:rFonts w:eastAsia="標楷體"/>
-        </w:rPr>
-        <w:t>後端：</w:t>
-      </w:r>
-      <w:r>
-        <w:rPr>
-          <w:rFonts w:eastAsia="標楷體"/>
-        </w:rPr>
-        <w:t>Python</w:t>
-      </w:r>
-      <w:r>
-        <w:rPr>
-          <w:rFonts w:eastAsia="標楷體"/>
-        </w:rPr>
-        <w:t>、</w:t>
-      </w:r>
-      <w:r>
-        <w:rPr>
-          <w:rFonts w:eastAsia="標楷體"/>
-        </w:rPr>
-        <w:t xml:space="preserve">Flask </w:t>
-      </w:r>
-      <w:r>
-        <w:rPr>
-          <w:rFonts w:eastAsia="標楷體"/>
-        </w:rPr>
-        <w:t>框架</w:t>
-      </w:r>
-    </w:p>
-    <w:p>
-      <w:pPr>
-        <w:spacing w:before="40" w:after="40" w:line="400" w:lineRule="exact"/>
-        <w:ind w:left="340" w:hanging="340"/>
-        <w:rPr>
-          <w:rFonts w:eastAsia="標楷體"/>
-        </w:rPr>
-      </w:pPr>
-      <w:proofErr w:type="gramStart"/>
-      <w:r>
-        <w:rPr>
-          <w:rFonts w:eastAsia="標楷體"/>
-        </w:rPr>
-        <w:t>•</w:t>
-      </w:r>
-      <w:proofErr w:type="gramEnd"/>
-      <w:r>
-        <w:rPr>
-          <w:rFonts w:eastAsia="標楷體"/>
-        </w:rPr>
-        <w:t xml:space="preserve"> </w:t>
-      </w:r>
-      <w:r>
-        <w:rPr>
-          <w:rFonts w:eastAsia="標楷體"/>
-        </w:rPr>
-        <w:t>資料庫：</w:t>
-      </w:r>
-      <w:r>
-        <w:rPr>
-          <w:rFonts w:eastAsia="標楷體"/>
-        </w:rPr>
-        <w:t>SQLite</w:t>
-      </w:r>
-    </w:p>
-    <w:p>
-      <w:pPr>
-        <w:spacing w:before="40" w:after="40" w:line="400" w:lineRule="exact"/>
-        <w:ind w:left="340" w:hanging="340"/>
-        <w:rPr>
-          <w:rFonts w:eastAsia="標楷體"/>
-        </w:rPr>
-      </w:pPr>
-      <w:proofErr w:type="gramStart"/>
-      <w:r>
-        <w:rPr>
-          <w:rFonts w:eastAsia="標楷體"/>
-        </w:rPr>
-        <w:t>•</w:t>
-      </w:r>
-      <w:proofErr w:type="gramEnd"/>
-      <w:r>
-        <w:rPr>
-          <w:rFonts w:eastAsia="標楷體"/>
-        </w:rPr>
-        <w:t xml:space="preserve"> AI </w:t>
-      </w:r>
-      <w:r>
-        <w:rPr>
-          <w:rFonts w:eastAsia="標楷體"/>
-        </w:rPr>
-        <w:t>模型：</w:t>
-      </w:r>
-      <w:r>
-        <w:rPr>
-          <w:rFonts w:eastAsia="標楷體"/>
-        </w:rPr>
-        <w:t>Google Gemini API</w:t>
-      </w:r>
-      <w:r>
-        <w:rPr>
-          <w:rFonts w:eastAsia="標楷體"/>
-        </w:rPr>
-        <w:t>（</w:t>
-      </w:r>
-      <w:r>
-        <w:rPr>
-          <w:rFonts w:eastAsia="標楷體"/>
-        </w:rPr>
-        <w:t>gemini-2.5-flash</w:t>
-      </w:r>
-      <w:r>
-        <w:rPr>
-          <w:rFonts w:eastAsia="標楷體"/>
-        </w:rPr>
-        <w:t>，影像辨識與</w:t>
-      </w:r>
-      <w:r>
-        <w:rPr>
-          <w:rFonts w:eastAsia="標楷體"/>
-        </w:rPr>
-        <w:t xml:space="preserve"> AI </w:t>
-      </w:r>
-      <w:r>
-        <w:rPr>
-          <w:rFonts w:eastAsia="標楷體"/>
-        </w:rPr>
-        <w:t>對話）</w:t>
-      </w:r>
-    </w:p>
-    <w:p>
-      <w:pPr>
-        <w:spacing w:before="40" w:after="40" w:line="400" w:lineRule="exact"/>
-        <w:ind w:left="340" w:hanging="340"/>
-        <w:rPr>
-          <w:rFonts w:eastAsia="標楷體"/>
-        </w:rPr>
-      </w:pPr>
-      <w:proofErr w:type="gramStart"/>
-      <w:r>
-        <w:rPr>
-          <w:rFonts w:eastAsia="標楷體"/>
-        </w:rPr>
-        <w:t>•</w:t>
-      </w:r>
-      <w:proofErr w:type="gramEnd"/>
-      <w:r>
-        <w:rPr>
-          <w:rFonts w:eastAsia="標楷體"/>
-        </w:rPr>
-        <w:t xml:space="preserve"> </w:t>
-      </w:r>
-      <w:r>
-        <w:rPr>
-          <w:rFonts w:eastAsia="標楷體"/>
-        </w:rPr>
-        <w:t>身份驗證：</w:t>
-      </w:r>
-      <w:r>
-        <w:rPr>
-          <w:rFonts w:eastAsia="標楷體"/>
-        </w:rPr>
-        <w:t>Firebase Authentication</w:t>
-      </w:r>
-      <w:r>
-        <w:rPr>
-          <w:rFonts w:eastAsia="標楷體"/>
-        </w:rPr>
-        <w:t>（</w:t>
-      </w:r>
-      <w:r>
-        <w:rPr>
-          <w:rFonts w:eastAsia="標楷體"/>
-        </w:rPr>
-        <w:t xml:space="preserve">Google </w:t>
-      </w:r>
-      <w:r>
-        <w:rPr>
-          <w:rFonts w:eastAsia="標楷體"/>
-        </w:rPr>
-        <w:t>第三方登入）</w:t>
+        <w:t xml:space="preserve">五、系統開發工具</w:t>
+      </w:r>
+    </w:p>
+    <w:p>
+      <w:pPr>
+        <w:spacing w:before="40" w:after="40" w:line="400" w:lineRule="exact"/>
+        <w:ind w:left="340" w:hanging="340"/>
+        <w:rPr>
+          <w:rFonts w:eastAsia="標楷體"/>
+        </w:rPr>
+      </w:pPr>
+      <w:r>
+        <w:rPr>
+          <w:rFonts w:eastAsia="標楷體"/>
+        </w:rPr>
+        <w:t xml:space="preserve">• </w:t>
+      </w:r>
+      <w:r>
+        <w:rPr>
+          <w:rFonts w:eastAsia="標楷體"/>
+        </w:rPr>
+        <w:t xml:space="preserve">前端：</w:t>
+      </w:r>
+      <w:r>
+        <w:rPr>
+          <w:rFonts w:eastAsia="標楷體"/>
+        </w:rPr>
+        <w:t xml:space="preserve">Flutter SDK（Dart）、Android Studio、Visual Studio Code</w:t>
+      </w:r>
+    </w:p>
+    <w:p>
+      <w:pPr>
+        <w:spacing w:before="40" w:after="40" w:line="400" w:lineRule="exact"/>
+        <w:ind w:left="340" w:hanging="340"/>
+        <w:rPr>
+          <w:rFonts w:eastAsia="標楷體"/>
+        </w:rPr>
+      </w:pPr>
+      <w:r>
+        <w:rPr>
+          <w:rFonts w:eastAsia="標楷體"/>
+        </w:rPr>
+        <w:t xml:space="preserve">• </w:t>
+      </w:r>
+      <w:r>
+        <w:rPr>
+          <w:rFonts w:eastAsia="標楷體"/>
+        </w:rPr>
+        <w:t xml:space="preserve">後端：</w:t>
+      </w:r>
+      <w:r>
+        <w:rPr>
+          <w:rFonts w:eastAsia="標楷體"/>
+        </w:rPr>
+        <w:t xml:space="preserve">Python、Flask 框架（Flask-SQLAlchemy、Flask-Migrate）、Gunicorn</w:t>
+      </w:r>
+    </w:p>
+    <w:p>
+      <w:pPr>
+        <w:spacing w:before="40" w:after="40" w:line="400" w:lineRule="exact"/>
+        <w:ind w:left="340" w:hanging="340"/>
+        <w:rPr>
+          <w:rFonts w:eastAsia="標楷體"/>
+        </w:rPr>
+      </w:pPr>
+      <w:r>
+        <w:rPr>
+          <w:rFonts w:eastAsia="標楷體"/>
+        </w:rPr>
+        <w:t xml:space="preserve">• </w:t>
+      </w:r>
+      <w:r>
+        <w:rPr>
+          <w:rFonts w:eastAsia="標楷體"/>
+        </w:rPr>
+        <w:t xml:space="preserve">老師端與管理者後台：</w:t>
+      </w:r>
+      <w:r>
+        <w:rPr>
+          <w:rFonts w:eastAsia="標楷體"/>
+        </w:rPr>
+        <w:t xml:space="preserve">Flask 網頁（HTML、CSS、JavaScript、Chart.js 圖表）</w:t>
+      </w:r>
+    </w:p>
+    <w:p>
+      <w:pPr>
+        <w:spacing w:before="40" w:after="40" w:line="400" w:lineRule="exact"/>
+        <w:ind w:left="340" w:hanging="340"/>
+        <w:rPr>
+          <w:rFonts w:eastAsia="標楷體"/>
+        </w:rPr>
+      </w:pPr>
+      <w:r>
+        <w:rPr>
+          <w:rFonts w:eastAsia="標楷體"/>
+        </w:rPr>
+        <w:t xml:space="preserve">• </w:t>
+      </w:r>
+      <w:r>
+        <w:rPr>
+          <w:rFonts w:eastAsia="標楷體"/>
+        </w:rPr>
+        <w:t xml:space="preserve">資料庫：</w:t>
+      </w:r>
+      <w:r>
+        <w:rPr>
+          <w:rFonts w:eastAsia="標楷體"/>
+        </w:rPr>
+        <w:t xml:space="preserve">SQLite（開發環境）、MySQL 8（正式部署，以 Docker 容器執行）</w:t>
+      </w:r>
+    </w:p>
+    <w:p>
+      <w:pPr>
+        <w:spacing w:before="40" w:after="40" w:line="400" w:lineRule="exact"/>
+        <w:ind w:left="340" w:hanging="340"/>
+        <w:rPr>
+          <w:rFonts w:eastAsia="標楷體"/>
+        </w:rPr>
+      </w:pPr>
+      <w:r>
+        <w:rPr>
+          <w:rFonts w:eastAsia="標楷體"/>
+        </w:rPr>
+        <w:t xml:space="preserve">• </w:t>
+      </w:r>
+      <w:r>
+        <w:rPr>
+          <w:rFonts w:eastAsia="標楷體"/>
+        </w:rPr>
+        <w:t xml:space="preserve">AI 模型：</w:t>
+      </w:r>
+      <w:r>
+        <w:rPr>
+          <w:rFonts w:eastAsia="標楷體"/>
+        </w:rPr>
+        <w:t xml:space="preserve">Google Gemini API（Gemini Flash 系列，用於影像辨識、AI 對話、造句批改與朗讀評分；Gemini TTS 用於腔調語音）</w:t>
+      </w:r>
+    </w:p>
+    <w:p>
+      <w:pPr>
+        <w:spacing w:before="40" w:after="40" w:line="400" w:lineRule="exact"/>
+        <w:ind w:left="340" w:hanging="340"/>
+        <w:rPr>
+          <w:rFonts w:eastAsia="標楷體"/>
+        </w:rPr>
+      </w:pPr>
+      <w:r>
+        <w:rPr>
+          <w:rFonts w:eastAsia="標楷體"/>
+        </w:rPr>
+        <w:t xml:space="preserve">• </w:t>
+      </w:r>
+      <w:r>
+        <w:rPr>
+          <w:rFonts w:eastAsia="標楷體"/>
+        </w:rPr>
+        <w:t xml:space="preserve">語音：</w:t>
+      </w:r>
+      <w:r>
+        <w:rPr>
+          <w:rFonts w:eastAsia="標楷體"/>
+        </w:rPr>
+        <w:t xml:space="preserve">gTTS（標準語音）、Gemini TTS（男女聲與腔調）、flutter_tts（單字朗讀）</w:t>
+      </w:r>
+    </w:p>
+    <w:p>
+      <w:pPr>
+        <w:spacing w:before="40" w:after="40" w:line="400" w:lineRule="exact"/>
+        <w:ind w:left="340" w:hanging="340"/>
+        <w:rPr>
+          <w:rFonts w:eastAsia="標楷體"/>
+        </w:rPr>
+      </w:pPr>
+      <w:r>
+        <w:rPr>
+          <w:rFonts w:eastAsia="標楷體"/>
+        </w:rPr>
+        <w:t xml:space="preserve">• </w:t>
+      </w:r>
+      <w:r>
+        <w:rPr>
+          <w:rFonts w:eastAsia="標楷體"/>
+        </w:rPr>
+        <w:t xml:space="preserve">身份驗證與推播：</w:t>
+      </w:r>
+      <w:r>
+        <w:rPr>
+          <w:rFonts w:eastAsia="標楷體"/>
+        </w:rPr>
+        <w:t xml:space="preserve">Firebase Authentication（Google 第三方登入，後端驗證 ID Token）、Firebase Cloud Messaging（手機推播）</w:t>
+      </w:r>
+    </w:p>
+    <w:p>
+      <w:pPr>
+        <w:spacing w:before="40" w:after="40" w:line="400" w:lineRule="exact"/>
+        <w:ind w:left="340" w:hanging="340"/>
+        <w:rPr>
+          <w:rFonts w:eastAsia="標楷體"/>
+        </w:rPr>
+      </w:pPr>
+      <w:r>
+        <w:rPr>
+          <w:rFonts w:eastAsia="標楷體"/>
+        </w:rPr>
+        <w:t xml:space="preserve">• </w:t>
+      </w:r>
+      <w:r>
+        <w:rPr>
+          <w:rFonts w:eastAsia="標楷體"/>
+        </w:rPr>
+        <w:t xml:space="preserve">部署：</w:t>
+      </w:r>
+      <w:r>
+        <w:rPr>
+          <w:rFonts w:eastAsia="標楷體"/>
+        </w:rPr>
+        <w:t xml:space="preserve">Docker、Docker Compose、Cloudflare Tunnel</w:t>
+      </w:r>
+    </w:p>
+    <w:p>
+      <w:pPr>
+        <w:spacing w:before="40" w:after="40" w:line="400" w:lineRule="exact"/>
+        <w:ind w:left="340" w:hanging="340"/>
+        <w:rPr>
+          <w:rFonts w:eastAsia="標楷體"/>
+        </w:rPr>
+      </w:pPr>
+      <w:r>
+        <w:rPr>
+          <w:rFonts w:eastAsia="標楷體"/>
+        </w:rPr>
+        <w:t xml:space="preserve">• </w:t>
+      </w:r>
+      <w:r>
+        <w:rPr>
+          <w:rFonts w:eastAsia="標楷體"/>
+        </w:rPr>
+        <w:t xml:space="preserve">版本控制：</w:t>
+      </w:r>
+      <w:r>
+        <w:rPr>
+          <w:rFonts w:eastAsia="標楷體"/>
+        </w:rPr>
+        <w:t xml:space="preserve">Git、GitHub</w:t>
       </w:r>
     </w:p>
     <w:p>
@@ -1365,171 +1309,142 @@
           <w:b/>
           <w:sz w:val="26"/>
         </w:rPr>
-        <w:t>六、系統使用環境</w:t>
-      </w:r>
-    </w:p>
-    <w:p>
-      <w:pPr>
-        <w:spacing w:before="40" w:after="40" w:line="400" w:lineRule="exact"/>
-        <w:ind w:left="340" w:hanging="340"/>
-        <w:rPr>
-          <w:rFonts w:eastAsia="標楷體"/>
-        </w:rPr>
-      </w:pPr>
-      <w:proofErr w:type="gramStart"/>
-      <w:r>
-        <w:rPr>
-          <w:rFonts w:eastAsia="標楷體"/>
-        </w:rPr>
-        <w:t>•</w:t>
-      </w:r>
-      <w:proofErr w:type="gramEnd"/>
-      <w:r>
-        <w:rPr>
-          <w:rFonts w:eastAsia="標楷體"/>
-        </w:rPr>
-        <w:t xml:space="preserve"> </w:t>
-      </w:r>
-      <w:r>
-        <w:rPr>
-          <w:rFonts w:eastAsia="標楷體"/>
-        </w:rPr>
-        <w:t>適用平台：</w:t>
-      </w:r>
-      <w:r>
-        <w:rPr>
-          <w:rFonts w:eastAsia="標楷體"/>
-        </w:rPr>
-        <w:t xml:space="preserve">Android 8.0 </w:t>
-      </w:r>
-      <w:r>
-        <w:rPr>
-          <w:rFonts w:eastAsia="標楷體"/>
-        </w:rPr>
-        <w:t>以上</w:t>
-      </w:r>
-    </w:p>
-    <w:p>
-      <w:pPr>
-        <w:spacing w:before="40" w:after="40" w:line="400" w:lineRule="exact"/>
-        <w:ind w:left="340" w:hanging="340"/>
-        <w:rPr>
-          <w:rFonts w:eastAsia="標楷體"/>
-        </w:rPr>
-      </w:pPr>
-      <w:proofErr w:type="gramStart"/>
-      <w:r>
-        <w:rPr>
-          <w:rFonts w:eastAsia="標楷體"/>
-        </w:rPr>
-        <w:t>•</w:t>
-      </w:r>
-      <w:proofErr w:type="gramEnd"/>
-      <w:r>
-        <w:rPr>
-          <w:rFonts w:eastAsia="標楷體"/>
-        </w:rPr>
-        <w:t xml:space="preserve"> </w:t>
-      </w:r>
-      <w:r>
-        <w:rPr>
-          <w:rFonts w:eastAsia="標楷體"/>
-        </w:rPr>
-        <w:t>使用者設備：具備網路連線與相機功能的智慧型手機</w:t>
-      </w:r>
-    </w:p>
-    <w:p>
-      <w:pPr>
-        <w:spacing w:before="40" w:after="40" w:line="400" w:lineRule="exact"/>
-        <w:ind w:left="340" w:hanging="340"/>
-        <w:rPr>
-          <w:rFonts w:eastAsia="標楷體"/>
-        </w:rPr>
-      </w:pPr>
-      <w:proofErr w:type="gramStart"/>
-      <w:r>
-        <w:rPr>
-          <w:rFonts w:eastAsia="標楷體"/>
-        </w:rPr>
-        <w:t>•</w:t>
-      </w:r>
-      <w:proofErr w:type="gramEnd"/>
-      <w:r>
-        <w:rPr>
-          <w:rFonts w:eastAsia="標楷體"/>
-        </w:rPr>
-        <w:t xml:space="preserve"> </w:t>
-      </w:r>
-      <w:r>
-        <w:rPr>
-          <w:rFonts w:eastAsia="標楷體"/>
-        </w:rPr>
-        <w:t>開發環境：</w:t>
-      </w:r>
-      <w:r>
-        <w:rPr>
-          <w:rFonts w:eastAsia="標楷體"/>
-        </w:rPr>
-        <w:t>Windows 10/11</w:t>
-      </w:r>
-      <w:r>
-        <w:rPr>
-          <w:rFonts w:eastAsia="標楷體"/>
-        </w:rPr>
-        <w:t>，建議</w:t>
-      </w:r>
-      <w:r>
-        <w:rPr>
-          <w:rFonts w:eastAsia="標楷體"/>
-        </w:rPr>
-        <w:t xml:space="preserve"> RAM 8GB </w:t>
-      </w:r>
-      <w:r>
-        <w:rPr>
-          <w:rFonts w:eastAsia="標楷體"/>
-        </w:rPr>
-        <w:t>以上、</w:t>
-      </w:r>
-      <w:r>
-        <w:rPr>
-          <w:rFonts w:eastAsia="標楷體"/>
-        </w:rPr>
-        <w:t xml:space="preserve">SSD 50GB </w:t>
-      </w:r>
-      <w:r>
-        <w:rPr>
-          <w:rFonts w:eastAsia="標楷體"/>
-        </w:rPr>
-        <w:t>以上可用空間</w:t>
-      </w:r>
-    </w:p>
-    <w:p>
-      <w:pPr>
-        <w:spacing w:before="40" w:after="40" w:line="400" w:lineRule="exact"/>
-        <w:ind w:left="340" w:hanging="340"/>
-        <w:rPr>
-          <w:rFonts w:eastAsia="標楷體"/>
-        </w:rPr>
-      </w:pPr>
-      <w:proofErr w:type="gramStart"/>
-      <w:r>
-        <w:rPr>
-          <w:rFonts w:eastAsia="標楷體"/>
-        </w:rPr>
-        <w:t>•</w:t>
-      </w:r>
-      <w:proofErr w:type="gramEnd"/>
-      <w:r>
-        <w:rPr>
-          <w:rFonts w:eastAsia="標楷體"/>
-        </w:rPr>
-        <w:t xml:space="preserve"> </w:t>
-      </w:r>
-      <w:r>
-        <w:rPr>
-          <w:rFonts w:eastAsia="標楷體"/>
-        </w:rPr>
-        <w:t>資料安全：使用者密碼加密儲存，信用卡等敏感資料不保存於本系統</w:t>
+        <w:t xml:space="preserve">六、系統使用環境</w:t>
+      </w:r>
+    </w:p>
+    <w:p>
+      <w:pPr>
+        <w:spacing w:before="40" w:after="40" w:line="400" w:lineRule="exact"/>
+        <w:ind w:left="340" w:hanging="340"/>
+        <w:rPr>
+          <w:rFonts w:eastAsia="標楷體"/>
+        </w:rPr>
+      </w:pPr>
+      <w:r>
+        <w:rPr>
+          <w:rFonts w:eastAsia="標楷體"/>
+        </w:rPr>
+        <w:t xml:space="preserve">• </w:t>
+      </w:r>
+      <w:r>
+        <w:rPr>
+          <w:rFonts w:eastAsia="標楷體"/>
+        </w:rPr>
+        <w:t xml:space="preserve">適用平台：</w:t>
+      </w:r>
+      <w:r>
+        <w:rPr>
+          <w:rFonts w:eastAsia="標楷體"/>
+        </w:rPr>
+        <w:t xml:space="preserve">Android 8.0 以上的智慧型手機；老師端與管理者後台為網頁介面，支援 Chrome、Edge 等瀏覽器</w:t>
+      </w:r>
+    </w:p>
+    <w:p>
+      <w:pPr>
+        <w:spacing w:before="40" w:after="40" w:line="400" w:lineRule="exact"/>
+        <w:ind w:left="340" w:hanging="340"/>
+        <w:rPr>
+          <w:rFonts w:eastAsia="標楷體"/>
+        </w:rPr>
+      </w:pPr>
+      <w:r>
+        <w:rPr>
+          <w:rFonts w:eastAsia="標楷體"/>
+        </w:rPr>
+        <w:t xml:space="preserve">• </w:t>
+      </w:r>
+      <w:r>
+        <w:rPr>
+          <w:rFonts w:eastAsia="標楷體"/>
+        </w:rPr>
+        <w:t xml:space="preserve">使用者設備：</w:t>
+      </w:r>
+      <w:r>
+        <w:rPr>
+          <w:rFonts w:eastAsia="標楷體"/>
+        </w:rPr>
+        <w:t xml:space="preserve">具備網路連線、相機與麥克風功能的智慧型手機（麥克風用於朗讀評分）</w:t>
+      </w:r>
+    </w:p>
+    <w:p>
+      <w:pPr>
+        <w:spacing w:before="40" w:after="40" w:line="400" w:lineRule="exact"/>
+        <w:ind w:left="340" w:hanging="340"/>
+        <w:rPr>
+          <w:rFonts w:eastAsia="標楷體"/>
+        </w:rPr>
+      </w:pPr>
+      <w:r>
+        <w:rPr>
+          <w:rFonts w:eastAsia="標楷體"/>
+        </w:rPr>
+        <w:t xml:space="preserve">• </w:t>
+      </w:r>
+      <w:r>
+        <w:rPr>
+          <w:rFonts w:eastAsia="標楷體"/>
+        </w:rPr>
+        <w:t xml:space="preserve">伺服器環境：</w:t>
+      </w:r>
+      <w:r>
+        <w:rPr>
+          <w:rFonts w:eastAsia="標楷體"/>
+        </w:rPr>
+        <w:t xml:space="preserve">後端 API（port 5050）、後台網頁（port 5001）與 MySQL 資料庫以 Docker Compose 部署，可透過 Cloudflare Tunnel 對外提供服務</w:t>
+      </w:r>
+    </w:p>
+    <w:p>
+      <w:pPr>
+        <w:spacing w:before="40" w:after="40" w:line="400" w:lineRule="exact"/>
+        <w:ind w:left="340" w:hanging="340"/>
+        <w:rPr>
+          <w:rFonts w:eastAsia="標楷體"/>
+        </w:rPr>
+      </w:pPr>
+      <w:r>
+        <w:rPr>
+          <w:rFonts w:eastAsia="標楷體"/>
+        </w:rPr>
+        <w:t xml:space="preserve">• </w:t>
+      </w:r>
+      <w:r>
+        <w:rPr>
+          <w:rFonts w:eastAsia="標楷體"/>
+        </w:rPr>
+        <w:t xml:space="preserve">開發環境：</w:t>
+      </w:r>
+      <w:r>
+        <w:rPr>
+          <w:rFonts w:eastAsia="標楷體"/>
+        </w:rPr>
+        <w:t xml:space="preserve">Windows 10/11，建議 RAM 8GB 以上、SSD 50GB 以上可用空間</w:t>
+      </w:r>
+    </w:p>
+    <w:p>
+      <w:pPr>
+        <w:spacing w:before="40" w:after="40" w:line="400" w:lineRule="exact"/>
+        <w:ind w:left="340" w:hanging="340"/>
+        <w:rPr>
+          <w:rFonts w:eastAsia="標楷體"/>
+        </w:rPr>
+      </w:pPr>
+      <w:r>
+        <w:rPr>
+          <w:rFonts w:eastAsia="標楷體"/>
+        </w:rPr>
+        <w:t xml:space="preserve">• </w:t>
+      </w:r>
+      <w:r>
+        <w:rPr>
+          <w:rFonts w:eastAsia="標楷體"/>
+        </w:rPr>
+        <w:t xml:space="preserve">資料安全：</w:t>
+      </w:r>
+      <w:r>
+        <w:rPr>
+          <w:rFonts w:eastAsia="標楷體"/>
+        </w:rPr>
+        <w:t xml:space="preserve">使用者密碼加密儲存，登入後核發有效期限的登入通行證，Google 登入由伺服器驗證身分憑證；點數與訂閱付款目前為模擬金流，信用卡等敏感資料不保存於本系統</w:t>
       </w:r>
     </w:p>
     <w:p>
@@ -1545,7 +1460,7 @@
           <w:b/>
           <w:sz w:val="26"/>
         </w:rPr>
-        <w:t>七、結論及未來發展</w:t>
+        <w:t xml:space="preserve">七、結論及未來發展</w:t>
       </w:r>
     </w:p>
     <w:p>
@@ -1560,63 +1475,7 @@
         <w:rPr>
           <w:rFonts w:eastAsia="標楷體"/>
         </w:rPr>
-        <w:t xml:space="preserve">Snap to Learn </w:t>
-      </w:r>
-      <w:r>
-        <w:rPr>
-          <w:rFonts w:eastAsia="標楷體"/>
-        </w:rPr>
-        <w:t>結合拍照學習與</w:t>
-      </w:r>
-      <w:r>
-        <w:rPr>
-          <w:rFonts w:eastAsia="標楷體"/>
-        </w:rPr>
-        <w:t xml:space="preserve"> AI </w:t>
-      </w:r>
-      <w:r>
-        <w:rPr>
-          <w:rFonts w:eastAsia="標楷體"/>
-        </w:rPr>
-        <w:t>對話兩大核心功能，讓使用者在日常生活中就能累積日文實力，不需要特別找時間</w:t>
-      </w:r>
-      <w:proofErr w:type="gramStart"/>
-      <w:r>
-        <w:rPr>
-          <w:rFonts w:eastAsia="標楷體"/>
-        </w:rPr>
-        <w:t>坐下來背單字</w:t>
-      </w:r>
-      <w:proofErr w:type="gramEnd"/>
-      <w:r>
-        <w:rPr>
-          <w:rFonts w:eastAsia="標楷體"/>
-        </w:rPr>
-        <w:t>。透過成就系統與學習小組，使用者也能在朋友的陪伴下持續學習，不容易半途而廢。這個專題讓我們從頭到尾完整做了一個包含前端、後端、資料庫與</w:t>
-      </w:r>
-      <w:r>
-        <w:rPr>
-          <w:rFonts w:eastAsia="標楷體"/>
-        </w:rPr>
-        <w:t xml:space="preserve"> AI </w:t>
-      </w:r>
-      <w:r>
-        <w:rPr>
-          <w:rFonts w:eastAsia="標楷體"/>
-        </w:rPr>
-        <w:t>串接的系統，累積了許多實際的開發經驗。未來希望能持續改善</w:t>
-      </w:r>
-      <w:r>
-        <w:rPr>
-          <w:rFonts w:eastAsia="標楷體"/>
-        </w:rPr>
-        <w:t xml:space="preserve"> AI </w:t>
-      </w:r>
-      <w:r>
-        <w:rPr>
-          <w:rFonts w:eastAsia="標楷體"/>
-        </w:rPr>
-        <w:t>辨識的準確度，並加入更多對話場景，讓系統變得更完整實用。</w:t>
+        <w:t xml:space="preserve">Snap to Learn 從一開始的拍照學習與 AI 對話，逐步擴充成涵蓋閱讀朗讀、造句批改、主題收集冊與學習小組的日語學習平台，讓使用者在日常生活中就能累積日文實力，不需要特別找時間坐下來背單字。校園教育版則讓老師能開設教室、指派作業並追蹤成績，把這套工具帶進課堂。這個專題讓我們從頭到尾完整做了一個包含前端 App、後端 API、老師與管理者後台、資料庫、AI 串接與 Docker 部署的系統，累積了許多實際的開發經驗。未來希望能串接正式金流、推出 iOS 版本、針對拍到人臉或車牌等照片加入事前偵測與隱私保護，並持續擴充對話場景、主題收集冊與文章內容，讓系統變得更完整實用。</w:t>
       </w:r>
     </w:p>
     <w:p>
@@ -1704,7 +1563,7 @@
       <w:rPr>
         <w:rFonts w:hint="eastAsia"/>
       </w:rPr>
-      <w:t>1</w:t>
+      <w:t>3</w:t>
     </w:r>
     <w:r>
       <w:rPr>

--- a/系統文件/五專第 115502 組-snap to learn-系統簡介.docx
+++ b/系統文件/五專第 115502 組-snap to learn-系統簡介.docx
@@ -325,7 +325,7 @@
         <w:rPr>
           <w:rFonts w:eastAsia="標楷體"/>
         </w:rPr>
-        <w:t xml:space="preserve">近年來日本文化在台灣相當受歡迎，越來越多人想要學習日語。然而傳統的學習方式大多依賴課本和背單字，和真實生活脫節，也缺乏開口練習與即時回饋的機會，導致學習效果有限、容易放棄。本系統以「生活即教材」為出發點，讓使用者用手機拍下生活中的日文，透過 AI 即時辨識並學習相關單字；同時提供 AI 情境對話、造句批改與文章朗讀評分，幫助使用者在沒有壓力的環境下練習日文。另外也推出校園教育版，讓老師能開設教室、指派作業並追蹤學生的學習成果。</w:t>
+        <w:t xml:space="preserve">近年來日本文化在台灣相當受歡迎，學日語的人越來越多，但傳統學習多依賴課本與背單字，和生活脫節，也缺乏開口練習與即時回饋，導致學習效果有限。本系統以「生活即教材」為出發點，讓使用者拍下生活中的日文，由 AI 即時辨識並學習相關單字，搭配 AI 情境對話、造句批改與朗讀評分練習日文；另推出校園教育版，讓老師開設教室、指派作業並追蹤學習成果。</w:t>
       </w:r>
     </w:p>
     <w:p>
@@ -370,7 +370,7 @@
         <w:rPr>
           <w:rFonts w:eastAsia="標楷體"/>
         </w:rPr>
-        <w:t xml:space="preserve">透過 Google Gemini AI 辨識場景照片，自動生成日文單字、假名、中文意思與依使用者程度分級的例句，實現「即拍即學」；照片會依場景歸入主題收集冊（餐廳美食、便利商店、車站交通等），集滿主題單字可獲得徽章</w:t>
+        <w:t xml:space="preserve">Gemini AI 辨識場景照片，生成單字、假名、中文意思與依程度分級的例句；照片依場景歸入主題收集冊，集滿主題單字可獲得徽章</w:t>
       </w:r>
     </w:p>
     <w:p>
@@ -399,7 +399,7 @@
         <w:rPr>
           <w:rFonts w:eastAsia="標楷體"/>
         </w:rPr>
-        <w:t xml:space="preserve">提供 AI 家教問答與角色扮演兩種模式，選擇場景與 AI 進行日文對話，每次回覆都附上文法糾正、假名標音與快捷回覆；可用點數新增自訂角色，並解鎖男女聲與各地腔調語音，對話紀錄可隨時回顧</w:t>
+        <w:t xml:space="preserve">AI 家教問答與角色扮演兩種模式，回覆附文法糾正、假名標音與快捷回覆；可用點數自訂角色、解鎖男女聲與各地腔調語音</w:t>
       </w:r>
     </w:p>
     <w:p>
@@ -428,7 +428,7 @@
         <w:rPr>
           <w:rFonts w:eastAsia="標楷體"/>
         </w:rPr>
-        <w:t xml:space="preserve">支援單字收藏、自訂資料夾分類、搜尋與移動，單字可點擊朗讀發音；收藏預設上限 50 個，可透過點數擴充至 1,000 個</w:t>
+        <w:t xml:space="preserve">資料夾分類、搜尋與朗讀發音，收藏上限 50 個，可用點數擴充至 1,000 個</w:t>
       </w:r>
     </w:p>
     <w:p>
@@ -457,7 +457,7 @@
         <w:rPr>
           <w:rFonts w:eastAsia="標楷體"/>
         </w:rPr>
-        <w:t xml:space="preserve">提供分級文章閱讀與新文章解鎖，文章附假名標音、中文翻譯與重點文法解析；使用者可錄音朗讀，由 AI 辨識發音並評分，保留朗讀歷史紀錄，生詞可長按加入收藏夾</w:t>
+        <w:t xml:space="preserve">分級文章附標音、翻譯與文法解析，朗讀錄音由 AI 評分，生詞可加入收藏</w:t>
       </w:r>
     </w:p>
     <w:p>
@@ -486,7 +486,7 @@
         <w:rPr>
           <w:rFonts w:eastAsia="標楷體"/>
         </w:rPr>
-        <w:t xml:space="preserve">依程度出題的文法造句挑戰，可連動個人收藏夾中的單字，AI 自動批改並給出修正句、翻譯與文法重點，保留造句紀錄並提供挑戰獎勵</w:t>
+        <w:t xml:space="preserve">依程度出題並可連動收藏單字，AI 批改並給出修正句、翻譯與文法重點</w:t>
       </w:r>
     </w:p>
     <w:p>
@@ -515,7 +515,7 @@
         <w:rPr>
           <w:rFonts w:eastAsia="標楷體"/>
         </w:rPr>
-        <w:t xml:space="preserve">提供日語程度測驗與升級測驗判定等級，動態計算聽、說、讀、寫、文化五大能力值並以雷達圖呈現；根據學習行為（連續登入、累積拍照等）自動解鎖成就徽章，完成每日任務可領取點數</w:t>
+        <w:t xml:space="preserve">程度與升級測驗判定等級，聽、說、讀、寫、文化五大能力以雷達圖呈現；依學習行為解鎖成就徽章，完成每日任務可領點數</w:t>
       </w:r>
     </w:p>
     <w:p>
@@ -544,7 +544,7 @@
         <w:rPr>
           <w:rFonts w:eastAsia="標楷體"/>
         </w:rPr>
-        <w:t xml:space="preserve">好友系統支援搜尋或掃描 QR Code 新增好友；學習小組可設定共同目標並追蹤進度，加入採每週免費次數與押金制，每週自動結算，達標者退還押金並發放點數獎勵</w:t>
+        <w:t xml:space="preserve">搜尋或掃描 QR Code 加好友；小組設定共同目標、採押金制並每週自動結算，達標者退還押金並獲點數</w:t>
       </w:r>
     </w:p>
     <w:p>
@@ -573,7 +573,7 @@
         <w:rPr>
           <w:rFonts w:eastAsia="標楷體"/>
         </w:rPr>
-        <w:t xml:space="preserve">Freemium 模式，免費版每天可拍照辨識 2 次、AI 對話 3 次、造句批改 3 次、朗讀評分 1 次；Premium 月訂閱（NT$149）及年訂閱（NT$1,290）提升為每天 10、10、5、5 次並贈送點數，首次訂閱享 7 天免費試用；J-Pts 點數可購買或由任務獲得，用於加購次數、擴充收藏、解鎖文章與自訂角色</w:t>
+        <w:t xml:space="preserve">免費版每天拍照 2、對話 3、造句 3、朗讀 1 次；月訂 NT$149、年訂 NT$1,290 提升為 10、10、5、5 次，首訂 7 天免費試用；J-Pts 點數可加購次數與解鎖內容</w:t>
       </w:r>
     </w:p>
     <w:p>
@@ -602,7 +602,7 @@
         <w:rPr>
           <w:rFonts w:eastAsia="標楷體"/>
         </w:rPr>
-        <w:t xml:space="preserve">學生選擇學校後以學校 Google 帳號登入，輸入班級代碼加入教室，在 App 內查看作業、公告與成績並繳交作業；老師透過網頁後台建立教室、管理名冊、指派作業（含遲交規則）、批閱繳交、發布公告，並提供成績總表、班級報表與學生學習成果報告</w:t>
+        <w:t xml:space="preserve">學生以學校 Google 帳號登入、輸入班級代碼加入教室，在 App 查看並繳交作業；老師透過網頁後台建立教室、管理名冊、指派與批閱作業、發布公告，並查看成績報表</w:t>
       </w:r>
     </w:p>
     <w:p>
@@ -631,7 +631,7 @@
         <w:rPr>
           <w:rFonts w:eastAsia="標楷體"/>
         </w:rPr>
-        <w:t xml:space="preserve">每日學習提醒、未登入召回等本機通知，以及班級公告、新作業、批改結果與作業截止前的手機推播</w:t>
+        <w:t xml:space="preserve">每日學習提醒、未登入召回，以及公告、新作業、批改結果與截止前推播</w:t>
       </w:r>
     </w:p>
     <w:p>
@@ -660,7 +660,7 @@
         <w:rPr>
           <w:rFonts w:eastAsia="標楷體"/>
         </w:rPr>
-        <w:t xml:space="preserve">提供使用者管理、點數調整、訂閱與點數方案管理、購買紀錄、照片管控、教材單字、測驗題目、閱讀文章、學習小組總覽、造句與朗讀紀錄、成就徽章、意見回饋回覆、管理員帳號權限，以及學校與老師帳號申請審核等功能</w:t>
+        <w:t xml:space="preserve">使用者與點數管理、訂閱方案、購買紀錄、照片管控、教材與題目、閱讀文章、學習小組、成就徽章、意見回饋、管理員權限，以及學校與老師帳號審核</w:t>
       </w:r>
     </w:p>
     <w:p>
@@ -698,7 +698,7 @@
         <w:rPr>
           <w:rFonts w:eastAsia="標楷體"/>
         </w:rPr>
-        <w:t xml:space="preserve">希望透過 AI 文字對話練習日語表達，尋找低壓力練習環境的初至高階日語自學者</w:t>
+        <w:t xml:space="preserve">希望透過 AI 對話練習日語表達、尋找低壓力練習環境的日語自學者</w:t>
       </w:r>
     </w:p>
     <w:p>
@@ -720,7 +720,7 @@
         <w:rPr>
           <w:rFonts w:eastAsia="標楷體"/>
         </w:rPr>
-        <w:t xml:space="preserve">計畫前往日本旅遊，需要行前快速累積實用會話能力並進行場景模擬的旅客</w:t>
+        <w:t xml:space="preserve">計畫赴日旅遊，需要行前快速累積實用會話能力的旅客</w:t>
       </w:r>
     </w:p>
     <w:p>
@@ -742,7 +742,7 @@
         <w:rPr>
           <w:rFonts w:eastAsia="標楷體"/>
         </w:rPr>
-        <w:t xml:space="preserve">熱愛日本動漫、影視或音樂，希望理解原文內容並透過 AI 角色扮演練習的 ACG 愛好者</w:t>
+        <w:t xml:space="preserve">熱愛日本動漫、影視或音樂，想看懂原文並透過角色扮演練習的 ACG 愛好者</w:t>
       </w:r>
     </w:p>
     <w:p>
@@ -764,7 +764,7 @@
         <w:rPr>
           <w:rFonts w:eastAsia="標楷體"/>
         </w:rPr>
-        <w:t xml:space="preserve">偏好從生活環境中學習，習慣透過拍照將身邊事物即時轉化為個人學習教材的使用者</w:t>
+        <w:t xml:space="preserve">偏好從生活中學習，習慣拍照將身邊事物轉為學習教材的使用者</w:t>
       </w:r>
     </w:p>
     <w:p>
@@ -786,7 +786,7 @@
         <w:rPr>
           <w:rFonts w:eastAsia="標楷體"/>
         </w:rPr>
-        <w:t xml:space="preserve">開設日語課程、需要指派作業並追蹤班級學習成果的老師，以及用學校帳號加入教室的學生（校園教育版）</w:t>
+        <w:t xml:space="preserve">需指派作業、追蹤班級成果的日語老師，及以學校帳號加入教室的學生</w:t>
       </w:r>
     </w:p>
     <w:p>
@@ -831,7 +831,7 @@
         <w:rPr>
           <w:rFonts w:eastAsia="標楷體"/>
         </w:rPr>
-        <w:t xml:space="preserve">用手機拍下生活中的日文場景，AI 自動辨識並生成單字與例句，照片依主題歸入收集冊，像集郵一樣把生活場景的單字一格格點亮</w:t>
+        <w:t xml:space="preserve">拍下生活場景即生成單字與例句，依主題點亮收集冊</w:t>
       </w:r>
     </w:p>
     <w:p>
@@ -860,7 +860,7 @@
         <w:rPr>
           <w:rFonts w:eastAsia="標楷體"/>
         </w:rPr>
-        <w:t xml:space="preserve">提供多種情境與自訂角色讓使用者和 AI 用日文對話，每次回覆都會給出文法建議，還能用不同腔調與聲音朗讀，練習沒有壓力</w:t>
+        <w:t xml:space="preserve">多種情境與自訂角色，回覆附文法建議，並可用不同腔調朗讀</w:t>
       </w:r>
     </w:p>
     <w:p>
@@ -889,7 +889,7 @@
         <w:rPr>
           <w:rFonts w:eastAsia="標楷體"/>
         </w:rPr>
-        <w:t xml:space="preserve">造句由 AI 即時批改並說明文法重點，文章朗讀錄音後由 AI 評分，讓使用者自己就能檢查寫作與發音</w:t>
+        <w:t xml:space="preserve">造句即時批改、朗讀錄音評分，自己就能檢查寫作與發音</w:t>
       </w:r>
     </w:p>
     <w:p>
@@ -918,7 +918,7 @@
         <w:rPr>
           <w:rFonts w:eastAsia="標楷體"/>
         </w:rPr>
-        <w:t xml:space="preserve">根據連續登入天數、累積拍照次數等行為自動解鎖成就徽章，每日任務還能領點數，讓學習更有成就感</w:t>
+        <w:t xml:space="preserve">依連續登入、累積拍照解鎖徽章，每日任務還能領點數</w:t>
       </w:r>
     </w:p>
     <w:p>
@@ -947,7 +947,7 @@
         <w:rPr>
           <w:rFonts w:eastAsia="標楷體"/>
         </w:rPr>
-        <w:t xml:space="preserve">可以邀請好友一起組隊設定學習目標，週期結束時系統自動判斷是否達標並發放點數獎勵</w:t>
+        <w:t xml:space="preserve">和好友組隊設定目標，週期結束自動判定並發放獎勵</w:t>
       </w:r>
     </w:p>
     <w:p>
@@ -976,7 +976,7 @@
         <w:rPr>
           <w:rFonts w:eastAsia="標楷體"/>
         </w:rPr>
-        <w:t xml:space="preserve">提供免費版、點數加購與訂閱方案三種選擇，使用者可依需求自由選擇</w:t>
+        <w:t xml:space="preserve">免費版、點數加購與訂閱方案三種選擇，依需求自由搭配</w:t>
       </w:r>
     </w:p>
     <w:p>
@@ -1005,7 +1005,7 @@
         <w:rPr>
           <w:rFonts w:eastAsia="標楷體"/>
         </w:rPr>
-        <w:t xml:space="preserve">同一套 App 加上老師網頁後台，就能開教室、派作業、看成績與報表，把自學工具延伸到課堂</w:t>
+        <w:t xml:space="preserve">同一套 App 加上老師網頁後台，把自學工具延伸到課堂</w:t>
       </w:r>
     </w:p>
     <w:p>
@@ -1034,7 +1034,7 @@
         <w:rPr>
           <w:rFonts w:eastAsia="標楷體"/>
         </w:rPr>
-        <w:t xml:space="preserve">管理者可透過後台統一管理使用者、方案內容、教材與回饋意見，並審核老師帳號，方便維護與調整</w:t>
+        <w:t xml:space="preserve">統一管理使用者、方案、教材與回饋，並審核老師帳號</w:t>
       </w:r>
     </w:p>
     <w:p>
@@ -1179,13 +1179,13 @@
         <w:rPr>
           <w:rFonts w:eastAsia="標楷體"/>
         </w:rPr>
-        <w:t xml:space="preserve">AI 模型：</w:t>
-      </w:r>
-      <w:r>
-        <w:rPr>
-          <w:rFonts w:eastAsia="標楷體"/>
-        </w:rPr>
-        <w:t xml:space="preserve">Google Gemini API（Gemini Flash 系列，用於影像辨識、AI 對話、造句批改與朗讀評分；Gemini TTS 用於腔調語音）</w:t>
+        <w:t xml:space="preserve">AI 與語音：</w:t>
+      </w:r>
+      <w:r>
+        <w:rPr>
+          <w:rFonts w:eastAsia="標楷體"/>
+        </w:rPr>
+        <w:t xml:space="preserve">Gemini API（Gemini Flash 影像辨識、對話、批改評分；Gemini TTS 腔調語音）、gTTS、flutter_tts</w:t>
       </w:r>
     </w:p>
     <w:p>
@@ -1206,13 +1206,13 @@
         <w:rPr>
           <w:rFonts w:eastAsia="標楷體"/>
         </w:rPr>
-        <w:t xml:space="preserve">語音：</w:t>
-      </w:r>
-      <w:r>
-        <w:rPr>
-          <w:rFonts w:eastAsia="標楷體"/>
-        </w:rPr>
-        <w:t xml:space="preserve">gTTS（標準語音）、Gemini TTS（男女聲與腔調）、flutter_tts（單字朗讀）</w:t>
+        <w:t xml:space="preserve">身份驗證與推播：</w:t>
+      </w:r>
+      <w:r>
+        <w:rPr>
+          <w:rFonts w:eastAsia="標楷體"/>
+        </w:rPr>
+        <w:t xml:space="preserve">Firebase Authentication（Google 登入）、Firebase Cloud Messaging</w:t>
       </w:r>
     </w:p>
     <w:p>
@@ -1233,13 +1233,29 @@
         <w:rPr>
           <w:rFonts w:eastAsia="標楷體"/>
         </w:rPr>
-        <w:t xml:space="preserve">身份驗證與推播：</w:t>
-      </w:r>
-      <w:r>
-        <w:rPr>
-          <w:rFonts w:eastAsia="標楷體"/>
-        </w:rPr>
-        <w:t xml:space="preserve">Firebase Authentication（Google 第三方登入，後端驗證 ID Token）、Firebase Cloud Messaging（手機推播）</w:t>
+        <w:t xml:space="preserve">部署與版本控制：</w:t>
+      </w:r>
+      <w:r>
+        <w:rPr>
+          <w:rFonts w:eastAsia="標楷體"/>
+        </w:rPr>
+        <w:t xml:space="preserve">Docker、Docker Compose、Cloudflare Tunnel、Git、GitHub</w:t>
+      </w:r>
+    </w:p>
+    <w:p>
+      <w:pPr>
+        <w:spacing w:before="160" w:after="60"/>
+        <w:rPr>
+          <w:rFonts w:eastAsia="標楷體"/>
+        </w:rPr>
+      </w:pPr>
+      <w:r>
+        <w:rPr>
+          <w:rFonts w:eastAsia="標楷體"/>
+          <w:b/>
+          <w:sz w:val="26"/>
+        </w:rPr>
+        <w:t xml:space="preserve">六、系統使用環境</w:t>
       </w:r>
     </w:p>
     <w:p>
@@ -1260,13 +1276,13 @@
         <w:rPr>
           <w:rFonts w:eastAsia="標楷體"/>
         </w:rPr>
-        <w:t xml:space="preserve">部署：</w:t>
-      </w:r>
-      <w:r>
-        <w:rPr>
-          <w:rFonts w:eastAsia="標楷體"/>
-        </w:rPr>
-        <w:t xml:space="preserve">Docker、Docker Compose、Cloudflare Tunnel</w:t>
+        <w:t xml:space="preserve">適用平台：</w:t>
+      </w:r>
+      <w:r>
+        <w:rPr>
+          <w:rFonts w:eastAsia="標楷體"/>
+        </w:rPr>
+        <w:t xml:space="preserve">Android 8.0 以上手機；老師端與管理後台支援 Chrome、Edge 等瀏覽器</w:t>
       </w:r>
     </w:p>
     <w:p>
@@ -1287,29 +1303,13 @@
         <w:rPr>
           <w:rFonts w:eastAsia="標楷體"/>
         </w:rPr>
-        <w:t xml:space="preserve">版本控制：</w:t>
-      </w:r>
-      <w:r>
-        <w:rPr>
-          <w:rFonts w:eastAsia="標楷體"/>
-        </w:rPr>
-        <w:t xml:space="preserve">Git、GitHub</w:t>
-      </w:r>
-    </w:p>
-    <w:p>
-      <w:pPr>
-        <w:spacing w:before="160" w:after="60"/>
-        <w:rPr>
-          <w:rFonts w:eastAsia="標楷體"/>
-        </w:rPr>
-      </w:pPr>
-      <w:r>
-        <w:rPr>
-          <w:rFonts w:eastAsia="標楷體"/>
-          <w:b/>
-          <w:sz w:val="26"/>
-        </w:rPr>
-        <w:t xml:space="preserve">六、系統使用環境</w:t>
+        <w:t xml:space="preserve">使用者設備：</w:t>
+      </w:r>
+      <w:r>
+        <w:rPr>
+          <w:rFonts w:eastAsia="標楷體"/>
+        </w:rPr>
+        <w:t xml:space="preserve">具網路、相機與麥克風的智慧型手機</w:t>
       </w:r>
     </w:p>
     <w:p>
@@ -1330,13 +1330,13 @@
         <w:rPr>
           <w:rFonts w:eastAsia="標楷體"/>
         </w:rPr>
-        <w:t xml:space="preserve">適用平台：</w:t>
-      </w:r>
-      <w:r>
-        <w:rPr>
-          <w:rFonts w:eastAsia="標楷體"/>
-        </w:rPr>
-        <w:t xml:space="preserve">Android 8.0 以上的智慧型手機；老師端與管理者後台為網頁介面，支援 Chrome、Edge 等瀏覽器</w:t>
+        <w:t xml:space="preserve">伺服器環境：</w:t>
+      </w:r>
+      <w:r>
+        <w:rPr>
+          <w:rFonts w:eastAsia="標楷體"/>
+        </w:rPr>
+        <w:t xml:space="preserve">後端、後台與 MySQL 以 Docker Compose 部署，經 Cloudflare Tunnel 對外服務</w:t>
       </w:r>
     </w:p>
     <w:p>
@@ -1357,13 +1357,13 @@
         <w:rPr>
           <w:rFonts w:eastAsia="標楷體"/>
         </w:rPr>
-        <w:t xml:space="preserve">使用者設備：</w:t>
-      </w:r>
-      <w:r>
-        <w:rPr>
-          <w:rFonts w:eastAsia="標楷體"/>
-        </w:rPr>
-        <w:t xml:space="preserve">具備網路連線、相機與麥克風功能的智慧型手機（麥克風用於朗讀評分）</w:t>
+        <w:t xml:space="preserve">開發環境：</w:t>
+      </w:r>
+      <w:r>
+        <w:rPr>
+          <w:rFonts w:eastAsia="標楷體"/>
+        </w:rPr>
+        <w:t xml:space="preserve">Windows 10/11，建議 RAM 8GB 以上、SSD 50GB 以上可用空間</w:t>
       </w:r>
     </w:p>
     <w:p>
@@ -1384,67 +1384,13 @@
         <w:rPr>
           <w:rFonts w:eastAsia="標楷體"/>
         </w:rPr>
-        <w:t xml:space="preserve">伺服器環境：</w:t>
-      </w:r>
-      <w:r>
-        <w:rPr>
-          <w:rFonts w:eastAsia="標楷體"/>
-        </w:rPr>
-        <w:t xml:space="preserve">後端 API（port 5050）、後台網頁（port 5001）與 MySQL 資料庫以 Docker Compose 部署，可透過 Cloudflare Tunnel 對外提供服務</w:t>
-      </w:r>
-    </w:p>
-    <w:p>
-      <w:pPr>
-        <w:spacing w:before="40" w:after="40" w:line="400" w:lineRule="exact"/>
-        <w:ind w:left="340" w:hanging="340"/>
-        <w:rPr>
-          <w:rFonts w:eastAsia="標楷體"/>
-        </w:rPr>
-      </w:pPr>
-      <w:r>
-        <w:rPr>
-          <w:rFonts w:eastAsia="標楷體"/>
-        </w:rPr>
-        <w:t xml:space="preserve">• </w:t>
-      </w:r>
-      <w:r>
-        <w:rPr>
-          <w:rFonts w:eastAsia="標楷體"/>
-        </w:rPr>
-        <w:t xml:space="preserve">開發環境：</w:t>
-      </w:r>
-      <w:r>
-        <w:rPr>
-          <w:rFonts w:eastAsia="標楷體"/>
-        </w:rPr>
-        <w:t xml:space="preserve">Windows 10/11，建議 RAM 8GB 以上、SSD 50GB 以上可用空間</w:t>
-      </w:r>
-    </w:p>
-    <w:p>
-      <w:pPr>
-        <w:spacing w:before="40" w:after="40" w:line="400" w:lineRule="exact"/>
-        <w:ind w:left="340" w:hanging="340"/>
-        <w:rPr>
-          <w:rFonts w:eastAsia="標楷體"/>
-        </w:rPr>
-      </w:pPr>
-      <w:r>
-        <w:rPr>
-          <w:rFonts w:eastAsia="標楷體"/>
-        </w:rPr>
-        <w:t xml:space="preserve">• </w:t>
-      </w:r>
-      <w:r>
-        <w:rPr>
-          <w:rFonts w:eastAsia="標楷體"/>
-        </w:rPr>
         <w:t xml:space="preserve">資料安全：</w:t>
       </w:r>
       <w:r>
         <w:rPr>
           <w:rFonts w:eastAsia="標楷體"/>
         </w:rPr>
-        <w:t xml:space="preserve">使用者密碼加密儲存，登入後核發有效期限的登入通行證，Google 登入由伺服器驗證身分憑證；點數與訂閱付款目前為模擬金流，信用卡等敏感資料不保存於本系統</w:t>
+        <w:t xml:space="preserve">照片上傳前自動偵測人臉、卡號、身分證、電話與地址並打馬賽克；密碼加密儲存，通行證有期限，Google 登入由伺服器驗證；付款為模擬金流</w:t>
       </w:r>
     </w:p>
     <w:p>
@@ -1475,21 +1421,8 @@
         <w:rPr>
           <w:rFonts w:eastAsia="標楷體"/>
         </w:rPr>
-        <w:t xml:space="preserve">Snap to Learn 從一開始的拍照學習與 AI 對話，逐步擴充成涵蓋閱讀朗讀、造句批改、主題收集冊與學習小組的日語學習平台，讓使用者在日常生活中就能累積日文實力，不需要特別找時間坐下來背單字。校園教育版則讓老師能開設教室、指派作業並追蹤成績，把這套工具帶進課堂。這個專題讓我們從頭到尾完整做了一個包含前端 App、後端 API、老師與管理者後台、資料庫、AI 串接與 Docker 部署的系統，累積了許多實際的開發經驗。未來希望能串接正式金流、推出 iOS 版本、針對拍到人臉或車牌等照片加入事前偵測與隱私保護，並持續擴充對話場景、主題收集冊與文章內容，讓系統變得更完整實用。</w:t>
-      </w:r>
-    </w:p>
-    <w:p>
-      <w:pPr>
-        <w:tabs>
-          <w:tab w:val="left" w:pos="658"/>
-        </w:tabs>
-        <w:snapToGrid w:val="0"/>
-        <w:spacing w:line="360" w:lineRule="auto"/>
-        <w:ind w:left="482"/>
-        <w:rPr>
-          <w:rFonts w:eastAsia="標楷體"/>
-        </w:rPr>
-      </w:pPr>
+        <w:t xml:space="preserve">Snap to Learn 從拍照學習與 AI 對話出發，擴充成涵蓋閱讀朗讀、造句批改、主題收集冊與學習小組的日語學習平台，讓使用者在日常生活中累積日文實力；校園教育版則把這套工具帶進課堂。透過本專題，我們完整實作了 App、後端 API、管理後台、資料庫、AI 串接與 Docker 部署。未來希望串接正式金流、推出 iOS 版，並擴充對話場景與文章內容。</w:t>
+      </w:r>
     </w:p>
     <w:sectPr>
       <w:footerReference w:type="default" r:id="rId7"/>
@@ -1563,7 +1496,7 @@
       <w:rPr>
         <w:rFonts w:hint="eastAsia"/>
       </w:rPr>
-      <w:t>3</w:t>
+      <w:t>2</w:t>
     </w:r>
     <w:r>
       <w:rPr>
